--- a/Documentos/Modelo_datos_entidades_principales_1_1_5.docx
+++ b/Documentos/Modelo_datos_entidades_principales_1_1_5.docx
@@ -153,13 +153,7 @@
         <w:rPr>
           <w:lang w:val="es-AR"/>
         </w:rPr>
-        <w:t>. El modelo establece las entidades pe</w:t>
-      </w:r>
-      <w:r>
-        <w:rPr>
-          <w:lang w:val="es-AR"/>
-        </w:rPr>
-        <w:t xml:space="preserve">rsistentes, sus atributos principales, claves primarias y foráneas, </w:t>
+        <w:t xml:space="preserve">. El modelo establece las entidades persistentes, sus atributos principales, claves primarias y foráneas, </w:t>
       </w:r>
       <w:proofErr w:type="spellStart"/>
       <w:r>
@@ -201,13 +195,7 @@
         <w:rPr>
           <w:lang w:val="es-AR"/>
         </w:rPr>
-        <w:t xml:space="preserve"> constituye la fuente editable y detallada del modelado. El </w:t>
-      </w:r>
-      <w:r>
-        <w:rPr>
-          <w:lang w:val="es-AR"/>
-        </w:rPr>
-        <w:t xml:space="preserve">presente documento resume las decisiones que deben conservarse durante la implementación de tablas, migraciones, repositorios y servicios del </w:t>
+        <w:t xml:space="preserve"> constituye la fuente editable y detallada del modelado. El presente documento resume las decisiones que deben conservarse durante la implementación de tablas, migraciones, repositorios y servicios del </w:t>
       </w:r>
       <w:proofErr w:type="spellStart"/>
       <w:r>
@@ -302,15 +290,7 @@
                 <w:color w:val="FFFFFF"/>
                 <w:sz w:val="16"/>
               </w:rPr>
-              <w:t xml:space="preserve">Aplicación </w:t>
-            </w:r>
-            <w:r>
-              <w:rPr>
-                <w:b/>
-                <w:color w:val="FFFFFF"/>
-                <w:sz w:val="16"/>
-              </w:rPr>
-              <w:t>al proyecto</w:t>
+              <w:t>Aplicación al proyecto</w:t>
             </w:r>
           </w:p>
         </w:tc>
@@ -398,7 +378,7 @@
                 <w:sz w:val="16"/>
                 <w:lang w:val="es-AR"/>
               </w:rPr>
-              <w:t xml:space="preserve"> contienen los datos específicos de cada tipo de cuenta.</w:t>
+              <w:t xml:space="preserve"> contienen los datos específicos de los roles VOLUNTARIO y ORGANIZACION, respectivamente. Las cuentas con rol ADMIN no requieren un perfil adicional.</w:t>
             </w:r>
           </w:p>
         </w:tc>
@@ -483,14 +463,7 @@
                 <w:sz w:val="16"/>
                 <w:lang w:val="es-AR"/>
               </w:rPr>
-              <w:t xml:space="preserve"> son catálogos. Las relaciones N:M se </w:t>
-            </w:r>
-            <w:r>
-              <w:rPr>
-                <w:sz w:val="16"/>
-                <w:lang w:val="es-AR"/>
-              </w:rPr>
-              <w:t xml:space="preserve">resuelven con </w:t>
+              <w:t xml:space="preserve"> son catálogos. Las relaciones N:M se resuelven con </w:t>
             </w:r>
             <w:proofErr w:type="spellStart"/>
             <w:r>
@@ -621,14 +594,7 @@
                 <w:sz w:val="16"/>
                 <w:lang w:val="es-AR"/>
               </w:rPr>
-              <w:t xml:space="preserve"> almacena puntos funcionales o aproximados, no seguimiento en tiempo real. Una oportunidad puede usar un punto EXACTO o un centro con RADIO en kilóme</w:t>
-            </w:r>
-            <w:r>
-              <w:rPr>
-                <w:sz w:val="16"/>
-                <w:lang w:val="es-AR"/>
-              </w:rPr>
-              <w:t>tros.</w:t>
+              <w:t xml:space="preserve"> almacena puntos funcionales o aproximados, no seguimiento en tiempo real. Una oportunidad puede usar un punto EXACTO o un centro con RADIO en kilómetros.</w:t>
             </w:r>
           </w:p>
         </w:tc>
@@ -787,14 +753,7 @@
                 <w:sz w:val="16"/>
                 <w:lang w:val="es-AR"/>
               </w:rPr>
-              <w:t xml:space="preserve"> identifica si calificó el VOLUNTARIO o la ORGANIZACION, sin duplicar </w:t>
-            </w:r>
-            <w:r>
-              <w:rPr>
-                <w:sz w:val="16"/>
-                <w:lang w:val="es-AR"/>
-              </w:rPr>
-              <w:t>autor y destinatario.</w:t>
+              <w:t xml:space="preserve"> identifica si calificó el VOLUNTARIO o la ORGANIZACION, sin duplicar autor y destinatario.</w:t>
             </w:r>
           </w:p>
         </w:tc>
@@ -944,14 +903,7 @@
                 <w:sz w:val="16"/>
                 <w:lang w:val="es-AR"/>
               </w:rPr>
-              <w:t>Recomendaciones, estadísticas y cupo disponible se calculan a partir de datos</w:t>
-            </w:r>
-            <w:r>
-              <w:rPr>
-                <w:sz w:val="16"/>
-                <w:lang w:val="es-AR"/>
-              </w:rPr>
-              <w:t xml:space="preserve"> operativos y no se duplican en tablas resumen.</w:t>
+              <w:t>Recomendaciones, estadísticas y cupo disponible se calculan a partir de datos operativos y no se duplican en tablas resumen.</w:t>
             </w:r>
           </w:p>
         </w:tc>
@@ -994,13 +946,7 @@
         <w:rPr>
           <w:lang w:val="es-AR"/>
         </w:rPr>
-        <w:t>La figura siguiente muestra únicamente el núcleo funcional del dominio. Las entidades de apoyo, catálogos, tablas asociativas y claves de implementación se detallan en los diag</w:t>
-      </w:r>
-      <w:r>
-        <w:rPr>
-          <w:lang w:val="es-AR"/>
-        </w:rPr>
-        <w:t xml:space="preserve">ramas de Enterprise </w:t>
+        <w:t xml:space="preserve">La figura siguiente muestra únicamente el núcleo funcional del dominio. Las entidades de apoyo, catálogos, tablas asociativas y claves de implementación se detallan en los diagramas de Enterprise </w:t>
       </w:r>
       <w:proofErr w:type="spellStart"/>
       <w:r>
@@ -1136,13 +1082,7 @@
         <w:rPr>
           <w:lang w:val="es-AR"/>
         </w:rPr>
-        <w:t xml:space="preserve">01 - Diagrama de clases del </w:t>
-      </w:r>
-      <w:r>
-        <w:rPr>
-          <w:lang w:val="es-AR"/>
-        </w:rPr>
-        <w:t xml:space="preserve">dominio: presenta las entidades núcleo y el significado funcional de sus relaciones. </w:t>
+        <w:t xml:space="preserve">01 - Diagrama de clases del dominio: presenta las entidades núcleo y el significado funcional de sus relaciones. </w:t>
       </w:r>
       <w:proofErr w:type="spellStart"/>
       <w:r>
@@ -1173,13 +1113,7 @@
         <w:rPr>
           <w:lang w:val="es-AR"/>
         </w:rPr>
-        <w:t xml:space="preserve">02 - DER general: es la vista lógica completa del modelo persistente. Reúne las 15 entidades, PK/FK, catálogos, tablas asociativas, </w:t>
-      </w:r>
-      <w:r>
-        <w:rPr>
-          <w:lang w:val="es-AR"/>
-        </w:rPr>
-        <w:t xml:space="preserve">restricciones y </w:t>
+        <w:t xml:space="preserve">02 - DER general: es la vista lógica completa del modelo persistente. Reúne las 15 entidades, PK/FK, catálogos, tablas asociativas, restricciones y </w:t>
       </w:r>
       <w:proofErr w:type="spellStart"/>
       <w:r>
@@ -1223,13 +1157,7 @@
         <w:rPr>
           <w:lang w:val="es-AR"/>
         </w:rPr>
-        <w:t xml:space="preserve">04 - DER donaciones y comunicaciones: funciona como un zoom del </w:t>
-      </w:r>
-      <w:r>
-        <w:rPr>
-          <w:lang w:val="es-AR"/>
-        </w:rPr>
-        <w:t xml:space="preserve">sector de donaciones, categorías, historial, ubicación, notificaciones y </w:t>
+        <w:t xml:space="preserve">04 - DER donaciones y comunicaciones: funciona como un zoom del sector de donaciones, categorías, historial, ubicación, notificaciones y </w:t>
       </w:r>
       <w:proofErr w:type="spellStart"/>
       <w:r>
@@ -1257,13 +1185,7 @@
         <w:rPr>
           <w:lang w:val="es-AR"/>
         </w:rPr>
-        <w:t>Los cuatro diagramas muestran el mismo modelo desde distintas perspectivas. Los diagramas parciales no crean entidades nuevas: reutilizan los mismos elementos del DER gene</w:t>
-      </w:r>
-      <w:r>
-        <w:rPr>
-          <w:lang w:val="es-AR"/>
-        </w:rPr>
-        <w:t>ral para mejorar la legibilidad.</w:t>
+        <w:t>Los cuatro diagramas muestran el mismo modelo desde distintas perspectivas. Los diagramas parciales no crean entidades nuevas: reutilizan los mismos elementos del DER general para mejorar la legibilidad.</w:t>
       </w:r>
     </w:p>
     <w:p>
@@ -1292,10 +1214,10 @@
         <w:tblLook w:val="04A0" w:firstRow="1" w:lastRow="0" w:firstColumn="1" w:lastColumn="0" w:noHBand="0" w:noVBand="1"/>
       </w:tblPr>
       <w:tblGrid>
-        <w:gridCol w:w="1973"/>
-        <w:gridCol w:w="1504"/>
-        <w:gridCol w:w="4838"/>
-        <w:gridCol w:w="2385"/>
+        <w:gridCol w:w="1974"/>
+        <w:gridCol w:w="1501"/>
+        <w:gridCol w:w="4844"/>
+        <w:gridCol w:w="2381"/>
       </w:tblGrid>
       <w:tr>
         <w:trPr>
@@ -1483,7 +1405,21 @@
                 <w:sz w:val="14"/>
                 <w:lang w:val="es-AR"/>
               </w:rPr>
-              <w:t xml:space="preserve">email UNIQUE; rol VOLUNTARIO/ORGANIZACION; estado de cuenta; </w:t>
+              <w:t>email UNIQUE; rol VOLUNTARIO/</w:t>
+            </w:r>
+            <w:r>
+              <w:rPr>
+                <w:sz w:val="14"/>
+                <w:lang w:val="es-AR"/>
+              </w:rPr>
+              <w:t>ORGANIZACIÓN/ADMIN</w:t>
+            </w:r>
+            <w:r>
+              <w:rPr>
+                <w:sz w:val="14"/>
+                <w:lang w:val="es-AR"/>
+              </w:rPr>
+              <w:t xml:space="preserve">; estado de cuenta; </w:t>
             </w:r>
             <w:proofErr w:type="spellStart"/>
             <w:r>
@@ -1526,14 +1462,7 @@
                 <w:sz w:val="14"/>
                 <w:lang w:val="es-AR"/>
               </w:rPr>
-              <w:t>Cuenta de autenticaci</w:t>
-            </w:r>
-            <w:r>
-              <w:rPr>
-                <w:sz w:val="14"/>
-                <w:lang w:val="es-AR"/>
-              </w:rPr>
-              <w:t>ón y autorización.</w:t>
+              <w:t>Cuenta de autenticación y autorización.</w:t>
             </w:r>
           </w:p>
         </w:tc>
@@ -1773,14 +1702,7 @@
                 <w:sz w:val="14"/>
                 <w:lang w:val="es-AR"/>
               </w:rPr>
-              <w:t xml:space="preserve"> opcional; estado </w:t>
-            </w:r>
-            <w:r>
-              <w:rPr>
-                <w:sz w:val="14"/>
-                <w:lang w:val="es-AR"/>
-              </w:rPr>
-              <w:t>de verificación.</w:t>
+              <w:t xml:space="preserve"> opcional; estado de verificación.</w:t>
             </w:r>
           </w:p>
         </w:tc>
@@ -3374,14 +3296,7 @@
                 <w:sz w:val="14"/>
                 <w:lang w:val="es-AR"/>
               </w:rPr>
-              <w:t xml:space="preserve">; tipo; título; </w:t>
-            </w:r>
-            <w:r>
-              <w:rPr>
-                <w:sz w:val="14"/>
-                <w:lang w:val="es-AR"/>
-              </w:rPr>
-              <w:t xml:space="preserve">mensaje; </w:t>
+              <w:t xml:space="preserve">; tipo; título; mensaje; </w:t>
             </w:r>
             <w:proofErr w:type="spellStart"/>
             <w:r>
@@ -3615,15 +3530,7 @@
           <w:color w:val="203864"/>
           <w:sz w:val="26"/>
         </w:rPr>
-        <w:t xml:space="preserve">6. Relaciones y cardinalidades </w:t>
-      </w:r>
-      <w:r>
-        <w:rPr>
-          <w:b/>
-          <w:color w:val="203864"/>
-          <w:sz w:val="26"/>
-        </w:rPr>
-        <w:t>principales</w:t>
+        <w:t>6. Relaciones y cardinalidades principales</w:t>
       </w:r>
     </w:p>
     <w:tbl>
@@ -3934,14 +3841,7 @@
                 <w:b/>
                 <w:sz w:val="15"/>
               </w:rPr>
-              <w:t xml:space="preserve"> –</w:t>
-            </w:r>
-            <w:r>
-              <w:rPr>
-                <w:b/>
-                <w:sz w:val="15"/>
-              </w:rPr>
-              <w:t xml:space="preserve"> </w:t>
+              <w:t xml:space="preserve"> – </w:t>
             </w:r>
             <w:proofErr w:type="spellStart"/>
             <w:r>
@@ -4738,14 +4638,7 @@
                 <w:sz w:val="15"/>
                 <w:lang w:val="es-AR"/>
               </w:rPr>
-              <w:t>Una cuenta puede re</w:t>
-            </w:r>
-            <w:r>
-              <w:rPr>
-                <w:sz w:val="15"/>
-                <w:lang w:val="es-AR"/>
-              </w:rPr>
-              <w:t>cibir múltiples eventos.</w:t>
+              <w:t>Una cuenta puede recibir múltiples eventos.</w:t>
             </w:r>
           </w:p>
         </w:tc>
@@ -4926,13 +4819,7 @@
         <w:rPr>
           <w:lang w:val="es-AR"/>
         </w:rPr>
-        <w:t xml:space="preserve">, y como referencia </w:t>
-      </w:r>
-      <w:r>
-        <w:rPr>
-          <w:lang w:val="es-AR"/>
-        </w:rPr>
-        <w:t xml:space="preserve">funcional en Oportunidad. En el caso de Oportunidad, </w:t>
+        <w:t xml:space="preserve">, y como referencia funcional en Oportunidad. En el caso de Oportunidad, </w:t>
       </w:r>
       <w:proofErr w:type="spellStart"/>
       <w:r>
@@ -5111,14 +4998,7 @@
                 <w:b/>
                 <w:sz w:val="15"/>
               </w:rPr>
-              <w:t>Verificación de</w:t>
-            </w:r>
-            <w:r>
-              <w:rPr>
-                <w:b/>
-                <w:sz w:val="15"/>
-              </w:rPr>
-              <w:t xml:space="preserve"> organización</w:t>
+              <w:t>Verificación de organización</w:t>
             </w:r>
           </w:p>
         </w:tc>
@@ -5172,7 +5052,7 @@
                 <w:sz w:val="15"/>
                 <w:lang w:val="es-AR"/>
               </w:rPr>
-              <w:t>La reapertura permite corregir datos y volver a validar.</w:t>
+              <w:t>La verificación o rechazo corresponde al Administrador. La reapertura permite corregir datos y volver a validar.</w:t>
             </w:r>
           </w:p>
         </w:tc>
@@ -5260,14 +5140,7 @@
                 <w:sz w:val="15"/>
                 <w:lang w:val="es-AR"/>
               </w:rPr>
-              <w:t xml:space="preserve">Solo las PUBLICADAS aparecen en búsqueda y </w:t>
-            </w:r>
-            <w:r>
-              <w:rPr>
-                <w:sz w:val="15"/>
-                <w:lang w:val="es-AR"/>
-              </w:rPr>
-              <w:t>mapa.</w:t>
+              <w:t>Solo las PUBLICADAS aparecen en búsqueda y mapa.</w:t>
             </w:r>
           </w:p>
         </w:tc>
@@ -5440,14 +5313,7 @@
                 <w:sz w:val="15"/>
                 <w:lang w:val="es-AR"/>
               </w:rPr>
-              <w:t xml:space="preserve">Cada </w:t>
-            </w:r>
-            <w:r>
-              <w:rPr>
-                <w:sz w:val="15"/>
-                <w:lang w:val="es-AR"/>
-              </w:rPr>
-              <w:t xml:space="preserve">transición se registra en </w:t>
+              <w:t xml:space="preserve">Cada transición se registra en </w:t>
             </w:r>
             <w:proofErr w:type="spellStart"/>
             <w:r>
@@ -5507,7 +5373,35 @@
         <w:rPr>
           <w:lang w:val="es-AR"/>
         </w:rPr>
-        <w:t xml:space="preserve">Un Usuario no puede tener simultáneamente </w:t>
+        <w:t xml:space="preserve">El perfil asociado debe coincidir con el rol de la cuenta. Un Usuario con rol VOLUNTARIO posee </w:t>
+      </w:r>
+      <w:proofErr w:type="spellStart"/>
+      <w:r>
+        <w:rPr>
+          <w:lang w:val="es-AR"/>
+        </w:rPr>
+        <w:t>PerfilVoluntario</w:t>
+      </w:r>
+      <w:proofErr w:type="spellEnd"/>
+      <w:r>
+        <w:rPr>
+          <w:lang w:val="es-AR"/>
+        </w:rPr>
+        <w:t xml:space="preserve">; uno con rol ORGANIZACION posee </w:t>
+      </w:r>
+      <w:proofErr w:type="spellStart"/>
+      <w:r>
+        <w:rPr>
+          <w:lang w:val="es-AR"/>
+        </w:rPr>
+        <w:t>Organizacion</w:t>
+      </w:r>
+      <w:proofErr w:type="spellEnd"/>
+      <w:r>
+        <w:rPr>
+          <w:lang w:val="es-AR"/>
+        </w:rPr>
+        <w:t xml:space="preserve">; un Usuario con rol ADMIN no requiere ninguno de estos perfiles. </w:t>
       </w:r>
       <w:proofErr w:type="spellStart"/>
       <w:r>
@@ -5535,7 +5429,7 @@
         <w:rPr>
           <w:lang w:val="es-AR"/>
         </w:rPr>
-        <w:t>; el perfil existente debe coincidir con el rol de la cuenta.</w:t>
+        <w:t xml:space="preserve"> son mutuamente excluyentes.</w:t>
       </w:r>
     </w:p>
     <w:p>
@@ -5546,17 +5440,13 @@
           <w:lang w:val="es-AR"/>
         </w:rPr>
       </w:pPr>
+      <w:bookmarkStart w:id="0" w:name="_GoBack"/>
+      <w:bookmarkEnd w:id="0"/>
       <w:r>
         <w:rPr>
           <w:lang w:val="es-AR"/>
         </w:rPr>
-        <w:t xml:space="preserve">Una oportunidad </w:t>
-      </w:r>
-      <w:r>
-        <w:rPr>
-          <w:lang w:val="es-AR"/>
-        </w:rPr>
-        <w:t>solo puede ser publicada por una organización con verificación vigente.</w:t>
+        <w:t>Una oportunidad solo puede ser publicada por una organización con verificación vigente.</w:t>
       </w:r>
     </w:p>
     <w:p>
@@ -5656,13 +5546,7 @@
         <w:rPr>
           <w:lang w:val="es-AR"/>
         </w:rPr>
-        <w:t>El cupo disponible se calcula</w:t>
-      </w:r>
-      <w:r>
-        <w:rPr>
-          <w:lang w:val="es-AR"/>
-        </w:rPr>
-        <w:t xml:space="preserve"> como </w:t>
+        <w:t xml:space="preserve">El cupo disponible se calcula como </w:t>
       </w:r>
       <w:proofErr w:type="spellStart"/>
       <w:r>
@@ -5691,6 +5575,7 @@
         <w:rPr>
           <w:lang w:val="es-AR"/>
         </w:rPr>
+        <w:lastRenderedPageBreak/>
         <w:t>La aceptación de una inscripción verifica el cupo y actualiza el estado dentro de una única transacción ACID.</w:t>
       </w:r>
     </w:p>
@@ -5707,7 +5592,6 @@
         <w:rPr>
           <w:lang w:val="es-AR"/>
         </w:rPr>
-        <w:lastRenderedPageBreak/>
         <w:t>Calificacion</w:t>
       </w:r>
       <w:proofErr w:type="spellEnd"/>
@@ -5744,13 +5628,7 @@
         <w:rPr>
           <w:lang w:val="es-AR"/>
         </w:rPr>
-        <w:t>id</w:t>
-      </w:r>
-      <w:r>
-        <w:rPr>
-          <w:lang w:val="es-AR"/>
-        </w:rPr>
-        <w:t>_inscripcion</w:t>
+        <w:t>id_inscripcion</w:t>
       </w:r>
       <w:proofErr w:type="spellEnd"/>
       <w:r>
@@ -5814,13 +5692,7 @@
         <w:rPr>
           <w:lang w:val="es-AR"/>
         </w:rPr>
-        <w:t xml:space="preserve"> dentro de la misma transacción, evi</w:t>
-      </w:r>
-      <w:r>
-        <w:rPr>
-          <w:lang w:val="es-AR"/>
-        </w:rPr>
-        <w:t xml:space="preserve">tando que el estado actual y el historial queden </w:t>
+        <w:t xml:space="preserve"> dentro de la misma transacción, evitando que el estado actual y el historial queden </w:t>
       </w:r>
       <w:proofErr w:type="spellStart"/>
       <w:r>
@@ -5881,13 +5753,7 @@
         <w:rPr>
           <w:lang w:val="es-AR"/>
         </w:rPr>
-        <w:t xml:space="preserve">Recomendaciones, estadísticas y </w:t>
-      </w:r>
-      <w:r>
-        <w:rPr>
-          <w:lang w:val="es-AR"/>
-        </w:rPr>
-        <w:t xml:space="preserve">cupo disponible no se persisten inicialmente como entidades independientes. Se obtienen desde los datos vigentes mediante consultas o servicios. </w:t>
+        <w:t xml:space="preserve">Recomendaciones, estadísticas y cupo disponible no se persisten inicialmente como entidades independientes. Se obtienen desde los datos vigentes mediante consultas o servicios. </w:t>
       </w:r>
       <w:proofErr w:type="spellStart"/>
       <w:r>
@@ -5943,13 +5809,7 @@
         <w:rPr>
           <w:lang w:val="es-AR"/>
         </w:rPr>
-        <w:t xml:space="preserve"> aporta</w:t>
-      </w:r>
-      <w:r>
-        <w:rPr>
-          <w:lang w:val="es-AR"/>
-        </w:rPr>
-        <w:t xml:space="preserve"> trazabilidad y </w:t>
+        <w:t xml:space="preserve"> aporta trazabilidad y </w:t>
       </w:r>
       <w:proofErr w:type="spellStart"/>
       <w:r>
@@ -6186,14 +6046,7 @@
                 <w:sz w:val="15"/>
                 <w:lang w:val="es-AR"/>
               </w:rPr>
-              <w:t xml:space="preserve">Registro, </w:t>
-            </w:r>
-            <w:r>
-              <w:rPr>
-                <w:sz w:val="15"/>
-                <w:lang w:val="es-AR"/>
-              </w:rPr>
-              <w:t>roles, CUIT y verificación.</w:t>
+              <w:t>Registro, roles, CUIT y verificación.</w:t>
             </w:r>
           </w:p>
         </w:tc>
@@ -6408,13 +6261,7 @@
               <w:rPr>
                 <w:sz w:val="15"/>
               </w:rPr>
-              <w:t xml:space="preserve">VoluntarioInteres; TipoActividad; </w:t>
-            </w:r>
-            <w:r>
-              <w:rPr>
-                <w:sz w:val="15"/>
-              </w:rPr>
-              <w:t>Ubicacion; Inscripcion</w:t>
+              <w:t>VoluntarioInteres; TipoActividad; Ubicacion; Inscripcion</w:t>
             </w:r>
           </w:p>
         </w:tc>
@@ -6832,13 +6679,7 @@
               <w:rPr>
                 <w:sz w:val="15"/>
               </w:rPr>
-              <w:t xml:space="preserve">Organizacion; </w:t>
-            </w:r>
-            <w:r>
-              <w:rPr>
-                <w:sz w:val="15"/>
-              </w:rPr>
-              <w:t>OrganizacionTipoActividad; Ubicacion</w:t>
+              <w:t>Organizacion; OrganizacionTipoActividad; Ubicacion</w:t>
             </w:r>
           </w:p>
         </w:tc>
@@ -6893,8 +6734,6 @@
           <w:lang w:val="es-AR"/>
         </w:rPr>
       </w:pPr>
-      <w:bookmarkStart w:id="0" w:name="_GoBack"/>
-      <w:bookmarkEnd w:id="0"/>
     </w:p>
     <w:sectPr>
       <w:headerReference w:type="default" r:id="rId9"/>
@@ -7806,7 +7645,6 @@
   <w:style w:type="character" w:default="1" w:styleId="Fuentedeprrafopredeter">
     <w:name w:val="Default Paragraph Font"/>
     <w:uiPriority w:val="1"/>
-    <w:semiHidden/>
     <w:unhideWhenUsed/>
   </w:style>
   <w:style w:type="table" w:default="1" w:styleId="Tablanormal">
@@ -18910,7 +18748,7 @@
 </file>
 
 <file path=customXml/itemProps1.xml><?xml version="1.0" encoding="utf-8"?>
-<ds:datastoreItem xmlns:ds="http://schemas.openxmlformats.org/officeDocument/2006/customXml" ds:itemID="{12C876CC-A7A2-44F5-B08C-0E7DC063AF02}">
+<ds:datastoreItem xmlns:ds="http://schemas.openxmlformats.org/officeDocument/2006/customXml" ds:itemID="{501B232D-8E92-4206-8BF7-1BFF2173CB78}">
   <ds:schemaRefs>
     <ds:schemaRef ds:uri="http://schemas.openxmlformats.org/officeDocument/2006/bibliography"/>
   </ds:schemaRefs>

--- a/Documentos/Modelo_datos_entidades_principales_1_1_5.docx
+++ b/Documentos/Modelo_datos_entidades_principales_1_1_5.docx
@@ -1,6 +1,6 @@
 
 <file path=word/document.xml><?xml version="1.0" encoding="utf-8"?>
-<w:document xmlns:wpc="http://schemas.microsoft.com/office/word/2010/wordprocessingCanvas" xmlns:cx="http://schemas.microsoft.com/office/drawing/2014/chartex" xmlns:mc="http://schemas.openxmlformats.org/markup-compatibility/2006" xmlns:o="urn:schemas-microsoft-com:office:office" xmlns:r="http://schemas.openxmlformats.org/officeDocument/2006/relationships" xmlns:m="http://schemas.openxmlformats.org/officeDocument/2006/math" xmlns:v="urn:schemas-microsoft-com:vml" xmlns:wp14="http://schemas.microsoft.com/office/word/2010/wordprocessingDrawing" xmlns:wp="http://schemas.openxmlformats.org/drawingml/2006/wordprocessingDrawing" xmlns:w10="urn:schemas-microsoft-com:office:word" xmlns:w="http://schemas.openxmlformats.org/wordprocessingml/2006/main" xmlns:w14="http://schemas.microsoft.com/office/word/2010/wordml" xmlns:w15="http://schemas.microsoft.com/office/word/2012/wordml" xmlns:w16se="http://schemas.microsoft.com/office/word/2015/wordml/symex" xmlns:wpg="http://schemas.microsoft.com/office/word/2010/wordprocessingGroup" xmlns:wpi="http://schemas.microsoft.com/office/word/2010/wordprocessingInk" xmlns:wne="http://schemas.microsoft.com/office/word/2006/wordml" xmlns:wps="http://schemas.microsoft.com/office/word/2010/wordprocessingShape" mc:Ignorable="w14 w15 w16se wp14">
+<w:document xmlns:wpc="http://schemas.microsoft.com/office/word/2010/wordprocessingCanvas" xmlns:cx="http://schemas.microsoft.com/office/drawing/2014/chartex" xmlns:cx1="http://schemas.microsoft.com/office/drawing/2015/9/8/chartex" xmlns:cx2="http://schemas.microsoft.com/office/drawing/2015/10/21/chartex" xmlns:cx3="http://schemas.microsoft.com/office/drawing/2016/5/9/chartex" xmlns:cx4="http://schemas.microsoft.com/office/drawing/2016/5/10/chartex" xmlns:cx5="http://schemas.microsoft.com/office/drawing/2016/5/11/chartex" xmlns:cx6="http://schemas.microsoft.com/office/drawing/2016/5/12/chartex" xmlns:cx7="http://schemas.microsoft.com/office/drawing/2016/5/13/chartex" xmlns:cx8="http://schemas.microsoft.com/office/drawing/2016/5/14/chartex" xmlns:mc="http://schemas.openxmlformats.org/markup-compatibility/2006" xmlns:aink="http://schemas.microsoft.com/office/drawing/2016/ink" xmlns:am3d="http://schemas.microsoft.com/office/drawing/2017/model3d" xmlns:o="urn:schemas-microsoft-com:office:office" xmlns:oel="http://schemas.microsoft.com/office/2019/extlst" xmlns:r="http://schemas.openxmlformats.org/officeDocument/2006/relationships" xmlns:m="http://schemas.openxmlformats.org/officeDocument/2006/math" xmlns:v="urn:schemas-microsoft-com:vml" xmlns:wp14="http://schemas.microsoft.com/office/word/2010/wordprocessingDrawing" xmlns:wp="http://schemas.openxmlformats.org/drawingml/2006/wordprocessingDrawing" xmlns:w10="urn:schemas-microsoft-com:office:word" xmlns:w="http://schemas.openxmlformats.org/wordprocessingml/2006/main" xmlns:w14="http://schemas.microsoft.com/office/word/2010/wordml" xmlns:w15="http://schemas.microsoft.com/office/word/2012/wordml" xmlns:w16cex="http://schemas.microsoft.com/office/word/2018/wordml/cex" xmlns:w16cid="http://schemas.microsoft.com/office/word/2016/wordml/cid" xmlns:w16="http://schemas.microsoft.com/office/word/2018/wordml" xmlns:w16du="http://schemas.microsoft.com/office/word/2023/wordml/word16du" xmlns:w16sdtdh="http://schemas.microsoft.com/office/word/2020/wordml/sdtdatahash" xmlns:w16sdtfl="http://schemas.microsoft.com/office/word/2024/wordml/sdtformatlock" xmlns:w16se="http://schemas.microsoft.com/office/word/2015/wordml/symex" xmlns:wpg="http://schemas.microsoft.com/office/word/2010/wordprocessingGroup" xmlns:wpi="http://schemas.microsoft.com/office/word/2010/wordprocessingInk" xmlns:wne="http://schemas.microsoft.com/office/word/2006/wordml" xmlns:wps="http://schemas.microsoft.com/office/word/2010/wordprocessingShape" mc:Ignorable="w14 w15 w16se w16cid w16 w16cex w16sdtdh w16sdtfl w16du wp14">
   <w:body>
     <w:p>
       <w:pPr>
@@ -49,18 +49,8 @@
           <w:sz w:val="20"/>
           <w:lang w:val="es-AR"/>
         </w:rPr>
-        <w:t xml:space="preserve">Documento técnico · Proyecto Final de Carrera — Aplicación móvil de voluntariado </w:t>
+        <w:t>Documento técnico · Proyecto Final de Carrera — Aplicación móvil de voluntariado geolocalizado</w:t>
       </w:r>
-      <w:proofErr w:type="spellStart"/>
-      <w:r>
-        <w:rPr>
-          <w:color w:val="646464"/>
-          <w:sz w:val="20"/>
-          <w:lang w:val="es-AR"/>
-        </w:rPr>
-        <w:t>geolocalizado</w:t>
-      </w:r>
-      <w:proofErr w:type="spellEnd"/>
     </w:p>
     <w:p>
       <w:pPr>
@@ -74,40 +64,15 @@
           <w:b/>
           <w:lang w:val="es-AR"/>
         </w:rPr>
-        <w:t xml:space="preserve">Carga estimada: 18 h   ·   Dependencia: 1.1.4 completada   ·   Persistencia: </w:t>
+        <w:t>Carga estimada: 18 h   ·   Dependencia: 1.1.4 completada   ·   Persistencia: PostgreSQL</w:t>
       </w:r>
-      <w:proofErr w:type="spellStart"/>
-      <w:r>
-        <w:rPr>
-          <w:b/>
-          <w:lang w:val="es-AR"/>
-        </w:rPr>
-        <w:t>PostgreSQL</w:t>
-      </w:r>
-      <w:proofErr w:type="spellEnd"/>
       <w:r>
         <w:rPr>
           <w:b/>
           <w:lang w:val="es-AR"/>
         </w:rPr>
         <w:br/>
-        <w:t xml:space="preserve">Responsables: </w:t>
-      </w:r>
-      <w:proofErr w:type="spellStart"/>
-      <w:r>
-        <w:rPr>
-          <w:b/>
-          <w:lang w:val="es-AR"/>
-        </w:rPr>
-        <w:t>Jonas</w:t>
-      </w:r>
-      <w:proofErr w:type="spellEnd"/>
-      <w:r>
-        <w:rPr>
-          <w:b/>
-          <w:lang w:val="es-AR"/>
-        </w:rPr>
-        <w:t>, Andrés · Mora, Nicolás</w:t>
+        <w:t>Responsables: Jonas, Andrés · Mora, Nicolás</w:t>
       </w:r>
     </w:p>
     <w:p>
@@ -139,35 +104,7 @@
         <w:rPr>
           <w:lang w:val="es-AR"/>
         </w:rPr>
-        <w:t xml:space="preserve">La actividad transforma los requerimientos RF-01 a RF-16 y la arquitectura definida en la actividad 1.1.4 en un modelo lógico de datos para </w:t>
-      </w:r>
-      <w:proofErr w:type="spellStart"/>
-      <w:r>
-        <w:rPr>
-          <w:lang w:val="es-AR"/>
-        </w:rPr>
-        <w:t>PostgreSQL</w:t>
-      </w:r>
-      <w:proofErr w:type="spellEnd"/>
-      <w:r>
-        <w:rPr>
-          <w:lang w:val="es-AR"/>
-        </w:rPr>
-        <w:t xml:space="preserve">. El modelo establece las entidades persistentes, sus atributos principales, claves primarias y foráneas, </w:t>
-      </w:r>
-      <w:proofErr w:type="spellStart"/>
-      <w:r>
-        <w:rPr>
-          <w:lang w:val="es-AR"/>
-        </w:rPr>
-        <w:t>cardinalidades</w:t>
-      </w:r>
-      <w:proofErr w:type="spellEnd"/>
-      <w:r>
-        <w:rPr>
-          <w:lang w:val="es-AR"/>
-        </w:rPr>
-        <w:t>, restricciones de integridad, estados y reglas transaccionales necesarias para el prototipo.</w:t>
+        <w:t>La actividad transforma los requerimientos RF-01 a RF-16 y la arquitectura definida en la actividad 1.1.4 en un modelo lógico de datos para PostgreSQL. El modelo establece las entidades persistentes, sus atributos principales, claves primarias y foráneas, cardinalidades, restricciones de integridad, estados y reglas transaccionales necesarias para el prototipo.</w:t>
       </w:r>
     </w:p>
     <w:p>
@@ -390,6 +327,95 @@
         <w:tc>
           <w:tcPr>
             <w:tcW w:w="2088" w:type="dxa"/>
+            <w:tcMar>
+              <w:top w:w="60" w:type="dxa"/>
+              <w:left w:w="80" w:type="dxa"/>
+              <w:bottom w:w="60" w:type="dxa"/>
+              <w:right w:w="80" w:type="dxa"/>
+            </w:tcMar>
+            <w:vAlign w:val="center"/>
+          </w:tcPr>
+          <w:p>
+            <w:pPr>
+              <w:spacing w:after="0"/>
+              <w:rPr>
+                <w:b/>
+                <w:sz w:val="16"/>
+                <w:lang w:val="es-AR"/>
+              </w:rPr>
+            </w:pPr>
+            <w:proofErr w:type="spellStart"/>
+            <w:r>
+              <w:rPr>
+                <w:b/>
+                <w:sz w:val="16"/>
+              </w:rPr>
+              <w:t>Recuperación</w:t>
+            </w:r>
+            <w:proofErr w:type="spellEnd"/>
+            <w:r>
+              <w:rPr>
+                <w:b/>
+                <w:sz w:val="16"/>
+              </w:rPr>
+              <w:t xml:space="preserve"> de </w:t>
+            </w:r>
+            <w:proofErr w:type="spellStart"/>
+            <w:r>
+              <w:rPr>
+                <w:b/>
+                <w:sz w:val="16"/>
+              </w:rPr>
+              <w:t>contraseña</w:t>
+            </w:r>
+            <w:proofErr w:type="spellEnd"/>
+          </w:p>
+        </w:tc>
+        <w:tc>
+          <w:tcPr>
+            <w:tcW w:w="7992" w:type="dxa"/>
+            <w:tcMar>
+              <w:top w:w="60" w:type="dxa"/>
+              <w:left w:w="80" w:type="dxa"/>
+              <w:bottom w:w="60" w:type="dxa"/>
+              <w:right w:w="80" w:type="dxa"/>
+            </w:tcMar>
+            <w:vAlign w:val="center"/>
+          </w:tcPr>
+          <w:p>
+            <w:pPr>
+              <w:spacing w:after="0"/>
+              <w:rPr>
+                <w:sz w:val="16"/>
+                <w:lang w:val="es-AR"/>
+              </w:rPr>
+            </w:pPr>
+            <w:proofErr w:type="spellStart"/>
+            <w:r>
+              <w:rPr>
+                <w:sz w:val="16"/>
+                <w:lang w:val="es-AR"/>
+              </w:rPr>
+              <w:t>TokenRecuperacionContrasena</w:t>
+            </w:r>
+            <w:proofErr w:type="spellEnd"/>
+            <w:r>
+              <w:rPr>
+                <w:sz w:val="16"/>
+                <w:lang w:val="es-AR"/>
+              </w:rPr>
+              <w:t xml:space="preserve"> conserva el hash, vencimiento y uso del enlace temporal. El token original no se almacena y el cambio de contraseña se realiza de manera atómica junto con la invalidación del token</w:t>
+            </w:r>
+          </w:p>
+        </w:tc>
+      </w:tr>
+      <w:tr>
+        <w:trPr>
+          <w:jc w:val="center"/>
+        </w:trPr>
+        <w:tc>
+          <w:tcPr>
+            <w:tcW w:w="2088" w:type="dxa"/>
             <w:shd w:val="clear" w:color="auto" w:fill="EDF2F7"/>
             <w:tcMar>
               <w:top w:w="60" w:type="dxa"/>
@@ -974,7 +1000,7 @@
         </w:rPr>
         <w:lastRenderedPageBreak/>
         <w:drawing>
-          <wp:inline distT="0" distB="0" distL="0" distR="0">
+          <wp:inline distT="0" distB="0" distL="0" distR="0" wp14:anchorId="2DED3306" wp14:editId="7FCB2B08">
             <wp:extent cx="5806440" cy="3670639"/>
             <wp:effectExtent l="0" t="0" r="0" b="0"/>
             <wp:docPr id="1" name="Picture 1"/>
@@ -1014,6 +1040,8 @@
       <w:pPr>
         <w:jc w:val="center"/>
         <w:rPr>
+          <w:i/>
+          <w:sz w:val="16"/>
           <w:lang w:val="es-AR"/>
         </w:rPr>
       </w:pPr>
@@ -1023,25 +1051,22 @@
           <w:sz w:val="16"/>
           <w:lang w:val="es-AR"/>
         </w:rPr>
-        <w:t xml:space="preserve">Figura 1. Vista conceptual resumida de las entidades principales y sus </w:t>
+        <w:t>Figura 1. Vista conceptual resumida de las entidades principales y sus cardinalidades.</w:t>
       </w:r>
-      <w:proofErr w:type="spellStart"/>
+    </w:p>
+    <w:p>
+      <w:pPr>
+        <w:rPr>
+          <w:iCs/>
+          <w:lang w:val="es-AR"/>
+        </w:rPr>
+      </w:pPr>
       <w:r>
         <w:rPr>
-          <w:i/>
-          <w:sz w:val="16"/>
+          <w:iCs/>
           <w:lang w:val="es-AR"/>
         </w:rPr>
-        <w:t>cardinalidades</w:t>
-      </w:r>
-      <w:proofErr w:type="spellEnd"/>
-      <w:r>
-        <w:rPr>
-          <w:i/>
-          <w:sz w:val="16"/>
-          <w:lang w:val="es-AR"/>
-        </w:rPr>
-        <w:t>.</w:t>
+        <w:t>El Administrador no se representa como una entidad independiente, debido a que corresponde a una cuenta Usuario cuyo atributo rol posee el valor ADMIN.</w:t>
       </w:r>
     </w:p>
     <w:p>
@@ -1084,13 +1109,8 @@
         </w:rPr>
         <w:t xml:space="preserve">01 - Diagrama de clases del dominio: presenta las entidades núcleo y el significado funcional de sus relaciones. </w:t>
       </w:r>
-      <w:proofErr w:type="spellStart"/>
       <w:r>
-        <w:t>Es</w:t>
-      </w:r>
-      <w:proofErr w:type="spellEnd"/>
-      <w:r>
-        <w:t xml:space="preserve"> la vista </w:t>
+        <w:t xml:space="preserve">Es la vista </w:t>
       </w:r>
       <w:proofErr w:type="spellStart"/>
       <w:r>
@@ -1113,16 +1133,14 @@
         <w:rPr>
           <w:lang w:val="es-AR"/>
         </w:rPr>
-        <w:t xml:space="preserve">02 - DER general: es la vista lógica completa del modelo persistente. Reúne las 15 entidades, PK/FK, catálogos, tablas asociativas, restricciones y </w:t>
+        <w:t xml:space="preserve">02 - DER general: es la vista lógica completa del modelo persistente. </w:t>
       </w:r>
-      <w:proofErr w:type="spellStart"/>
       <w:r>
         <w:rPr>
           <w:lang w:val="es-AR"/>
         </w:rPr>
-        <w:t>cardinalidades</w:t>
+        <w:t>Reúne las 16 entidades, PK/FK, catálogos, tablas asociativas, restricciones y cardinalidades</w:t>
       </w:r>
-      <w:proofErr w:type="spellEnd"/>
       <w:r>
         <w:rPr>
           <w:lang w:val="es-AR"/>
@@ -1148,7 +1166,6 @@
     <w:p>
       <w:pPr>
         <w:pStyle w:val="Listaconvietas"/>
-        <w:spacing w:after="30" w:line="240" w:lineRule="auto"/>
         <w:rPr>
           <w:lang w:val="es-AR"/>
         </w:rPr>
@@ -1157,26 +1174,28 @@
         <w:rPr>
           <w:lang w:val="es-AR"/>
         </w:rPr>
-        <w:t xml:space="preserve">04 - DER donaciones y comunicaciones: funciona como un zoom del sector de donaciones, categorías, historial, ubicación, notificaciones y </w:t>
-      </w:r>
-      <w:proofErr w:type="spellStart"/>
-      <w:r>
-        <w:rPr>
-          <w:lang w:val="es-AR"/>
-        </w:rPr>
-        <w:t>tokens</w:t>
-      </w:r>
-      <w:proofErr w:type="spellEnd"/>
-      <w:r>
-        <w:rPr>
-          <w:lang w:val="es-AR"/>
-        </w:rPr>
-        <w:t xml:space="preserve"> FCM.</w:t>
+        <w:t>04 - DER donaciones, comunicaciones y recuperación de acceso: funciona como un zoom del sector de donaciones, categorías, historial, ubicación, notificaciones, tokens de dispositivo y tokens de recuperación de contraseña.</w:t>
       </w:r>
     </w:p>
     <w:p>
       <w:pPr>
-        <w:spacing w:after="50" w:line="252" w:lineRule="auto"/>
+        <w:pStyle w:val="Listaconvietas"/>
+        <w:numPr>
+          <w:ilvl w:val="0"/>
+          <w:numId w:val="0"/>
+        </w:numPr>
+        <w:rPr>
+          <w:lang w:val="es-AR"/>
+        </w:rPr>
+      </w:pPr>
+    </w:p>
+    <w:p>
+      <w:pPr>
+        <w:pStyle w:val="Listaconvietas"/>
+        <w:numPr>
+          <w:ilvl w:val="0"/>
+          <w:numId w:val="0"/>
+        </w:numPr>
         <w:rPr>
           <w:lang w:val="es-AR"/>
         </w:rPr>
@@ -1214,10 +1233,10 @@
         <w:tblLook w:val="04A0" w:firstRow="1" w:lastRow="0" w:firstColumn="1" w:lastColumn="0" w:noHBand="0" w:noVBand="1"/>
       </w:tblPr>
       <w:tblGrid>
-        <w:gridCol w:w="1974"/>
-        <w:gridCol w:w="1501"/>
-        <w:gridCol w:w="4844"/>
-        <w:gridCol w:w="2381"/>
+        <w:gridCol w:w="2270"/>
+        <w:gridCol w:w="1450"/>
+        <w:gridCol w:w="4685"/>
+        <w:gridCol w:w="2295"/>
       </w:tblGrid>
       <w:tr>
         <w:trPr>
@@ -1226,7 +1245,7 @@
         </w:trPr>
         <w:tc>
           <w:tcPr>
-            <w:tcW w:w="1944" w:type="dxa"/>
+            <w:tcW w:w="1973" w:type="dxa"/>
             <w:shd w:val="clear" w:color="auto" w:fill="203864"/>
             <w:tcMar>
               <w:top w:w="60" w:type="dxa"/>
@@ -1254,7 +1273,7 @@
         </w:tc>
         <w:tc>
           <w:tcPr>
-            <w:tcW w:w="1584" w:type="dxa"/>
+            <w:tcW w:w="1501" w:type="dxa"/>
             <w:shd w:val="clear" w:color="auto" w:fill="203864"/>
             <w:tcMar>
               <w:top w:w="60" w:type="dxa"/>
@@ -1280,7 +1299,7 @@
         </w:tc>
         <w:tc>
           <w:tcPr>
-            <w:tcW w:w="5112" w:type="dxa"/>
+            <w:tcW w:w="4846" w:type="dxa"/>
             <w:shd w:val="clear" w:color="auto" w:fill="203864"/>
             <w:tcMar>
               <w:top w:w="60" w:type="dxa"/>
@@ -1306,7 +1325,7 @@
         </w:tc>
         <w:tc>
           <w:tcPr>
-            <w:tcW w:w="2520" w:type="dxa"/>
+            <w:tcW w:w="2380" w:type="dxa"/>
             <w:shd w:val="clear" w:color="auto" w:fill="203864"/>
             <w:tcMar>
               <w:top w:w="60" w:type="dxa"/>
@@ -1337,7 +1356,7 @@
         </w:trPr>
         <w:tc>
           <w:tcPr>
-            <w:tcW w:w="1944" w:type="dxa"/>
+            <w:tcW w:w="1973" w:type="dxa"/>
             <w:tcMar>
               <w:top w:w="60" w:type="dxa"/>
               <w:left w:w="80" w:type="dxa"/>
@@ -1361,7 +1380,7 @@
         </w:tc>
         <w:tc>
           <w:tcPr>
-            <w:tcW w:w="1584" w:type="dxa"/>
+            <w:tcW w:w="1501" w:type="dxa"/>
             <w:tcMar>
               <w:top w:w="60" w:type="dxa"/>
               <w:left w:w="80" w:type="dxa"/>
@@ -1384,7 +1403,7 @@
         </w:tc>
         <w:tc>
           <w:tcPr>
-            <w:tcW w:w="5112" w:type="dxa"/>
+            <w:tcW w:w="4846" w:type="dxa"/>
             <w:tcMar>
               <w:top w:w="60" w:type="dxa"/>
               <w:left w:w="80" w:type="dxa"/>
@@ -1405,21 +1424,23 @@
                 <w:sz w:val="14"/>
                 <w:lang w:val="es-AR"/>
               </w:rPr>
-              <w:t>email UNIQUE; rol VOLUNTARIO/</w:t>
-            </w:r>
+              <w:t xml:space="preserve">email UNIQUE; rol VOLUNTARIO/ORGANIZACION/ADMIN; </w:t>
+            </w:r>
+            <w:proofErr w:type="spellStart"/>
             <w:r>
               <w:rPr>
                 <w:sz w:val="14"/>
                 <w:lang w:val="es-AR"/>
               </w:rPr>
-              <w:t>ORGANIZACIÓN/ADMIN</w:t>
-            </w:r>
+              <w:t>estado_cuenta</w:t>
+            </w:r>
+            <w:proofErr w:type="spellEnd"/>
             <w:r>
               <w:rPr>
                 <w:sz w:val="14"/>
                 <w:lang w:val="es-AR"/>
               </w:rPr>
-              <w:t xml:space="preserve">; estado de cuenta; </w:t>
+              <w:t xml:space="preserve"> ACTIVA/BLOQUEADA/DESHABILITADA; </w:t>
             </w:r>
             <w:proofErr w:type="spellStart"/>
             <w:r>
@@ -1441,7 +1462,7 @@
         </w:tc>
         <w:tc>
           <w:tcPr>
-            <w:tcW w:w="2520" w:type="dxa"/>
+            <w:tcW w:w="2380" w:type="dxa"/>
             <w:tcMar>
               <w:top w:w="60" w:type="dxa"/>
               <w:left w:w="80" w:type="dxa"/>
@@ -1462,7 +1483,7 @@
                 <w:sz w:val="14"/>
                 <w:lang w:val="es-AR"/>
               </w:rPr>
-              <w:t>Cuenta de autenticación y autorización.</w:t>
+              <w:t>Cuenta central de autenticación y autorización.</w:t>
             </w:r>
           </w:p>
         </w:tc>
@@ -1473,7 +1494,7 @@
         </w:trPr>
         <w:tc>
           <w:tcPr>
-            <w:tcW w:w="1944" w:type="dxa"/>
+            <w:tcW w:w="1973" w:type="dxa"/>
             <w:shd w:val="clear" w:color="auto" w:fill="EDF2F7"/>
             <w:tcMar>
               <w:top w:w="60" w:type="dxa"/>
@@ -1500,7 +1521,7 @@
         </w:tc>
         <w:tc>
           <w:tcPr>
-            <w:tcW w:w="1584" w:type="dxa"/>
+            <w:tcW w:w="1501" w:type="dxa"/>
             <w:shd w:val="clear" w:color="auto" w:fill="EDF2F7"/>
             <w:tcMar>
               <w:top w:w="60" w:type="dxa"/>
@@ -1537,7 +1558,7 @@
         </w:tc>
         <w:tc>
           <w:tcPr>
-            <w:tcW w:w="5112" w:type="dxa"/>
+            <w:tcW w:w="4846" w:type="dxa"/>
             <w:shd w:val="clear" w:color="auto" w:fill="EDF2F7"/>
             <w:tcMar>
               <w:top w:w="60" w:type="dxa"/>
@@ -1574,7 +1595,7 @@
         </w:tc>
         <w:tc>
           <w:tcPr>
-            <w:tcW w:w="2520" w:type="dxa"/>
+            <w:tcW w:w="2380" w:type="dxa"/>
             <w:shd w:val="clear" w:color="auto" w:fill="EDF2F7"/>
             <w:tcMar>
               <w:top w:w="60" w:type="dxa"/>
@@ -1607,7 +1628,7 @@
         </w:trPr>
         <w:tc>
           <w:tcPr>
-            <w:tcW w:w="1944" w:type="dxa"/>
+            <w:tcW w:w="1973" w:type="dxa"/>
             <w:tcMar>
               <w:top w:w="60" w:type="dxa"/>
               <w:left w:w="80" w:type="dxa"/>
@@ -1633,7 +1654,7 @@
         </w:tc>
         <w:tc>
           <w:tcPr>
-            <w:tcW w:w="1584" w:type="dxa"/>
+            <w:tcW w:w="1501" w:type="dxa"/>
             <w:tcMar>
               <w:top w:w="60" w:type="dxa"/>
               <w:left w:w="80" w:type="dxa"/>
@@ -1656,7 +1677,7 @@
         </w:tc>
         <w:tc>
           <w:tcPr>
-            <w:tcW w:w="5112" w:type="dxa"/>
+            <w:tcW w:w="4846" w:type="dxa"/>
             <w:tcMar>
               <w:top w:w="60" w:type="dxa"/>
               <w:left w:w="80" w:type="dxa"/>
@@ -1708,7 +1729,7 @@
         </w:tc>
         <w:tc>
           <w:tcPr>
-            <w:tcW w:w="2520" w:type="dxa"/>
+            <w:tcW w:w="2380" w:type="dxa"/>
             <w:tcMar>
               <w:top w:w="60" w:type="dxa"/>
               <w:left w:w="80" w:type="dxa"/>
@@ -1740,7 +1761,7 @@
         </w:trPr>
         <w:tc>
           <w:tcPr>
-            <w:tcW w:w="1944" w:type="dxa"/>
+            <w:tcW w:w="1973" w:type="dxa"/>
             <w:shd w:val="clear" w:color="auto" w:fill="EDF2F7"/>
             <w:tcMar>
               <w:top w:w="60" w:type="dxa"/>
@@ -1767,7 +1788,7 @@
         </w:tc>
         <w:tc>
           <w:tcPr>
-            <w:tcW w:w="1584" w:type="dxa"/>
+            <w:tcW w:w="1501" w:type="dxa"/>
             <w:shd w:val="clear" w:color="auto" w:fill="EDF2F7"/>
             <w:tcMar>
               <w:top w:w="60" w:type="dxa"/>
@@ -1791,7 +1812,7 @@
         </w:tc>
         <w:tc>
           <w:tcPr>
-            <w:tcW w:w="5112" w:type="dxa"/>
+            <w:tcW w:w="4846" w:type="dxa"/>
             <w:shd w:val="clear" w:color="auto" w:fill="EDF2F7"/>
             <w:tcMar>
               <w:top w:w="60" w:type="dxa"/>
@@ -1835,7 +1856,7 @@
         </w:tc>
         <w:tc>
           <w:tcPr>
-            <w:tcW w:w="2520" w:type="dxa"/>
+            <w:tcW w:w="2380" w:type="dxa"/>
             <w:shd w:val="clear" w:color="auto" w:fill="EDF2F7"/>
             <w:tcMar>
               <w:top w:w="60" w:type="dxa"/>
@@ -1868,7 +1889,7 @@
         </w:trPr>
         <w:tc>
           <w:tcPr>
-            <w:tcW w:w="1944" w:type="dxa"/>
+            <w:tcW w:w="1973" w:type="dxa"/>
             <w:tcMar>
               <w:top w:w="60" w:type="dxa"/>
               <w:left w:w="80" w:type="dxa"/>
@@ -1894,7 +1915,7 @@
         </w:tc>
         <w:tc>
           <w:tcPr>
-            <w:tcW w:w="1584" w:type="dxa"/>
+            <w:tcW w:w="1501" w:type="dxa"/>
             <w:tcMar>
               <w:top w:w="60" w:type="dxa"/>
               <w:left w:w="80" w:type="dxa"/>
@@ -1917,7 +1938,7 @@
         </w:tc>
         <w:tc>
           <w:tcPr>
-            <w:tcW w:w="5112" w:type="dxa"/>
+            <w:tcW w:w="4846" w:type="dxa"/>
             <w:tcMar>
               <w:top w:w="60" w:type="dxa"/>
               <w:left w:w="80" w:type="dxa"/>
@@ -1940,7 +1961,7 @@
         </w:tc>
         <w:tc>
           <w:tcPr>
-            <w:tcW w:w="2520" w:type="dxa"/>
+            <w:tcW w:w="2380" w:type="dxa"/>
             <w:tcMar>
               <w:top w:w="60" w:type="dxa"/>
               <w:left w:w="80" w:type="dxa"/>
@@ -1972,7 +1993,7 @@
         </w:trPr>
         <w:tc>
           <w:tcPr>
-            <w:tcW w:w="1944" w:type="dxa"/>
+            <w:tcW w:w="1973" w:type="dxa"/>
             <w:shd w:val="clear" w:color="auto" w:fill="EDF2F7"/>
             <w:tcMar>
               <w:top w:w="60" w:type="dxa"/>
@@ -1999,7 +2020,7 @@
         </w:tc>
         <w:tc>
           <w:tcPr>
-            <w:tcW w:w="1584" w:type="dxa"/>
+            <w:tcW w:w="1501" w:type="dxa"/>
             <w:shd w:val="clear" w:color="auto" w:fill="EDF2F7"/>
             <w:tcMar>
               <w:top w:w="60" w:type="dxa"/>
@@ -2023,7 +2044,7 @@
         </w:tc>
         <w:tc>
           <w:tcPr>
-            <w:tcW w:w="5112" w:type="dxa"/>
+            <w:tcW w:w="4846" w:type="dxa"/>
             <w:shd w:val="clear" w:color="auto" w:fill="EDF2F7"/>
             <w:tcMar>
               <w:top w:w="60" w:type="dxa"/>
@@ -2076,7 +2097,7 @@
         </w:tc>
         <w:tc>
           <w:tcPr>
-            <w:tcW w:w="2520" w:type="dxa"/>
+            <w:tcW w:w="2380" w:type="dxa"/>
             <w:shd w:val="clear" w:color="auto" w:fill="EDF2F7"/>
             <w:tcMar>
               <w:top w:w="60" w:type="dxa"/>
@@ -2141,7 +2162,7 @@
         </w:trPr>
         <w:tc>
           <w:tcPr>
-            <w:tcW w:w="1944" w:type="dxa"/>
+            <w:tcW w:w="1973" w:type="dxa"/>
             <w:tcMar>
               <w:top w:w="60" w:type="dxa"/>
               <w:left w:w="80" w:type="dxa"/>
@@ -2167,7 +2188,7 @@
         </w:tc>
         <w:tc>
           <w:tcPr>
-            <w:tcW w:w="1584" w:type="dxa"/>
+            <w:tcW w:w="1501" w:type="dxa"/>
             <w:tcMar>
               <w:top w:w="60" w:type="dxa"/>
               <w:left w:w="80" w:type="dxa"/>
@@ -2190,7 +2211,7 @@
         </w:tc>
         <w:tc>
           <w:tcPr>
-            <w:tcW w:w="5112" w:type="dxa"/>
+            <w:tcW w:w="4846" w:type="dxa"/>
             <w:tcMar>
               <w:top w:w="60" w:type="dxa"/>
               <w:left w:w="80" w:type="dxa"/>
@@ -2242,7 +2263,7 @@
         </w:tc>
         <w:tc>
           <w:tcPr>
-            <w:tcW w:w="2520" w:type="dxa"/>
+            <w:tcW w:w="2380" w:type="dxa"/>
             <w:tcMar>
               <w:top w:w="60" w:type="dxa"/>
               <w:left w:w="80" w:type="dxa"/>
@@ -2306,7 +2327,7 @@
         </w:trPr>
         <w:tc>
           <w:tcPr>
-            <w:tcW w:w="1944" w:type="dxa"/>
+            <w:tcW w:w="1973" w:type="dxa"/>
             <w:shd w:val="clear" w:color="auto" w:fill="EDF2F7"/>
             <w:tcMar>
               <w:top w:w="60" w:type="dxa"/>
@@ -2326,6 +2347,7 @@
                 <w:b/>
                 <w:sz w:val="14"/>
               </w:rPr>
+              <w:lastRenderedPageBreak/>
               <w:t>Oportunidad</w:t>
             </w:r>
             <w:proofErr w:type="spellEnd"/>
@@ -2333,7 +2355,7 @@
         </w:tc>
         <w:tc>
           <w:tcPr>
-            <w:tcW w:w="1584" w:type="dxa"/>
+            <w:tcW w:w="1501" w:type="dxa"/>
             <w:shd w:val="clear" w:color="auto" w:fill="EDF2F7"/>
             <w:tcMar>
               <w:top w:w="60" w:type="dxa"/>
@@ -2357,7 +2379,7 @@
         </w:tc>
         <w:tc>
           <w:tcPr>
-            <w:tcW w:w="5112" w:type="dxa"/>
+            <w:tcW w:w="4846" w:type="dxa"/>
             <w:shd w:val="clear" w:color="auto" w:fill="EDF2F7"/>
             <w:tcMar>
               <w:top w:w="60" w:type="dxa"/>
@@ -2417,7 +2439,7 @@
         </w:tc>
         <w:tc>
           <w:tcPr>
-            <w:tcW w:w="2520" w:type="dxa"/>
+            <w:tcW w:w="2380" w:type="dxa"/>
             <w:shd w:val="clear" w:color="auto" w:fill="EDF2F7"/>
             <w:tcMar>
               <w:top w:w="60" w:type="dxa"/>
@@ -2450,7 +2472,7 @@
         </w:trPr>
         <w:tc>
           <w:tcPr>
-            <w:tcW w:w="1944" w:type="dxa"/>
+            <w:tcW w:w="1973" w:type="dxa"/>
             <w:tcMar>
               <w:top w:w="60" w:type="dxa"/>
               <w:left w:w="80" w:type="dxa"/>
@@ -2476,7 +2498,7 @@
         </w:tc>
         <w:tc>
           <w:tcPr>
-            <w:tcW w:w="1584" w:type="dxa"/>
+            <w:tcW w:w="1501" w:type="dxa"/>
             <w:tcMar>
               <w:top w:w="60" w:type="dxa"/>
               <w:left w:w="80" w:type="dxa"/>
@@ -2499,7 +2521,7 @@
         </w:tc>
         <w:tc>
           <w:tcPr>
-            <w:tcW w:w="5112" w:type="dxa"/>
+            <w:tcW w:w="4846" w:type="dxa"/>
             <w:tcMar>
               <w:top w:w="60" w:type="dxa"/>
               <w:left w:w="80" w:type="dxa"/>
@@ -2542,7 +2564,7 @@
         </w:tc>
         <w:tc>
           <w:tcPr>
-            <w:tcW w:w="2520" w:type="dxa"/>
+            <w:tcW w:w="2380" w:type="dxa"/>
             <w:tcMar>
               <w:top w:w="60" w:type="dxa"/>
               <w:left w:w="80" w:type="dxa"/>
@@ -2590,7 +2612,7 @@
         </w:trPr>
         <w:tc>
           <w:tcPr>
-            <w:tcW w:w="1944" w:type="dxa"/>
+            <w:tcW w:w="1973" w:type="dxa"/>
             <w:shd w:val="clear" w:color="auto" w:fill="EDF2F7"/>
             <w:tcMar>
               <w:top w:w="60" w:type="dxa"/>
@@ -2610,7 +2632,6 @@
                 <w:b/>
                 <w:sz w:val="14"/>
               </w:rPr>
-              <w:lastRenderedPageBreak/>
               <w:t>Calificacion</w:t>
             </w:r>
             <w:proofErr w:type="spellEnd"/>
@@ -2618,7 +2639,7 @@
         </w:tc>
         <w:tc>
           <w:tcPr>
-            <w:tcW w:w="1584" w:type="dxa"/>
+            <w:tcW w:w="1501" w:type="dxa"/>
             <w:shd w:val="clear" w:color="auto" w:fill="EDF2F7"/>
             <w:tcMar>
               <w:top w:w="60" w:type="dxa"/>
@@ -2642,7 +2663,7 @@
         </w:tc>
         <w:tc>
           <w:tcPr>
-            <w:tcW w:w="5112" w:type="dxa"/>
+            <w:tcW w:w="4846" w:type="dxa"/>
             <w:shd w:val="clear" w:color="auto" w:fill="EDF2F7"/>
             <w:tcMar>
               <w:top w:w="60" w:type="dxa"/>
@@ -2689,15 +2710,40 @@
                 <w:sz w:val="14"/>
                 <w:lang w:val="es-AR"/>
               </w:rPr>
-              <w:t>; puntuación 1..5; UNIQUE(</w:t>
+              <w:t xml:space="preserve"> VOLUNTARIO/ORGANIZACION; puntuación entre 1 y 5; </w:t>
+            </w:r>
+            <w:proofErr w:type="gramStart"/>
+            <w:r>
+              <w:rPr>
+                <w:sz w:val="14"/>
+                <w:lang w:val="es-AR"/>
+              </w:rPr>
+              <w:t>UNIQUE(</w:t>
             </w:r>
             <w:proofErr w:type="spellStart"/>
+            <w:proofErr w:type="gramEnd"/>
             <w:r>
               <w:rPr>
                 <w:sz w:val="14"/>
                 <w:lang w:val="es-AR"/>
               </w:rPr>
-              <w:t>id_inscripcion,autor_rol</w:t>
+              <w:t>id_inscripcion</w:t>
+            </w:r>
+            <w:proofErr w:type="spellEnd"/>
+            <w:r>
+              <w:rPr>
+                <w:sz w:val="14"/>
+                <w:lang w:val="es-AR"/>
+              </w:rPr>
+              <w:t xml:space="preserve">, </w:t>
+            </w:r>
+            <w:proofErr w:type="spellStart"/>
+            <w:r>
+              <w:rPr>
+                <w:sz w:val="14"/>
+                <w:lang w:val="es-AR"/>
+              </w:rPr>
+              <w:t>autor_rol</w:t>
             </w:r>
             <w:proofErr w:type="spellEnd"/>
             <w:r>
@@ -2711,7 +2757,7 @@
         </w:tc>
         <w:tc>
           <w:tcPr>
-            <w:tcW w:w="2520" w:type="dxa"/>
+            <w:tcW w:w="2380" w:type="dxa"/>
             <w:shd w:val="clear" w:color="auto" w:fill="EDF2F7"/>
             <w:tcMar>
               <w:top w:w="60" w:type="dxa"/>
@@ -2744,7 +2790,7 @@
         </w:trPr>
         <w:tc>
           <w:tcPr>
-            <w:tcW w:w="1944" w:type="dxa"/>
+            <w:tcW w:w="1973" w:type="dxa"/>
             <w:tcMar>
               <w:top w:w="60" w:type="dxa"/>
               <w:left w:w="80" w:type="dxa"/>
@@ -2770,7 +2816,7 @@
         </w:tc>
         <w:tc>
           <w:tcPr>
-            <w:tcW w:w="1584" w:type="dxa"/>
+            <w:tcW w:w="1501" w:type="dxa"/>
             <w:tcMar>
               <w:top w:w="60" w:type="dxa"/>
               <w:left w:w="80" w:type="dxa"/>
@@ -2793,7 +2839,7 @@
         </w:tc>
         <w:tc>
           <w:tcPr>
-            <w:tcW w:w="5112" w:type="dxa"/>
+            <w:tcW w:w="4846" w:type="dxa"/>
             <w:tcMar>
               <w:top w:w="60" w:type="dxa"/>
               <w:left w:w="80" w:type="dxa"/>
@@ -2816,7 +2862,7 @@
         </w:tc>
         <w:tc>
           <w:tcPr>
-            <w:tcW w:w="2520" w:type="dxa"/>
+            <w:tcW w:w="2380" w:type="dxa"/>
             <w:tcMar>
               <w:top w:w="60" w:type="dxa"/>
               <w:left w:w="80" w:type="dxa"/>
@@ -2848,7 +2894,7 @@
         </w:trPr>
         <w:tc>
           <w:tcPr>
-            <w:tcW w:w="1944" w:type="dxa"/>
+            <w:tcW w:w="1973" w:type="dxa"/>
             <w:shd w:val="clear" w:color="auto" w:fill="EDF2F7"/>
             <w:tcMar>
               <w:top w:w="60" w:type="dxa"/>
@@ -2875,7 +2921,7 @@
         </w:tc>
         <w:tc>
           <w:tcPr>
-            <w:tcW w:w="1584" w:type="dxa"/>
+            <w:tcW w:w="1501" w:type="dxa"/>
             <w:shd w:val="clear" w:color="auto" w:fill="EDF2F7"/>
             <w:tcMar>
               <w:top w:w="60" w:type="dxa"/>
@@ -2899,7 +2945,7 @@
         </w:tc>
         <w:tc>
           <w:tcPr>
-            <w:tcW w:w="5112" w:type="dxa"/>
+            <w:tcW w:w="4846" w:type="dxa"/>
             <w:shd w:val="clear" w:color="auto" w:fill="EDF2F7"/>
             <w:tcMar>
               <w:top w:w="60" w:type="dxa"/>
@@ -2996,11 +3042,25 @@
               </w:rPr>
               <w:t xml:space="preserve"> opcional; estado.</w:t>
             </w:r>
+            <w:r>
+              <w:rPr>
+                <w:sz w:val="14"/>
+                <w:lang w:val="es-AR"/>
+              </w:rPr>
+              <w:t xml:space="preserve"> </w:t>
+            </w:r>
+            <w:r>
+              <w:rPr>
+                <w:sz w:val="14"/>
+                <w:lang w:val="es-AR"/>
+              </w:rPr>
+              <w:t>El archivo se almacena fuera de PostgreSQL; la entidad conserva únicamente su URL o referencia.</w:t>
+            </w:r>
           </w:p>
         </w:tc>
         <w:tc>
           <w:tcPr>
-            <w:tcW w:w="2520" w:type="dxa"/>
+            <w:tcW w:w="2380" w:type="dxa"/>
             <w:shd w:val="clear" w:color="auto" w:fill="EDF2F7"/>
             <w:tcMar>
               <w:top w:w="60" w:type="dxa"/>
@@ -3051,7 +3111,7 @@
         </w:trPr>
         <w:tc>
           <w:tcPr>
-            <w:tcW w:w="1944" w:type="dxa"/>
+            <w:tcW w:w="1973" w:type="dxa"/>
             <w:tcMar>
               <w:top w:w="60" w:type="dxa"/>
               <w:left w:w="80" w:type="dxa"/>
@@ -3075,7 +3135,7 @@
         </w:tc>
         <w:tc>
           <w:tcPr>
-            <w:tcW w:w="1584" w:type="dxa"/>
+            <w:tcW w:w="1501" w:type="dxa"/>
             <w:tcMar>
               <w:top w:w="60" w:type="dxa"/>
               <w:left w:w="80" w:type="dxa"/>
@@ -3098,7 +3158,7 @@
         </w:tc>
         <w:tc>
           <w:tcPr>
-            <w:tcW w:w="5112" w:type="dxa"/>
+            <w:tcW w:w="4846" w:type="dxa"/>
             <w:tcMar>
               <w:top w:w="60" w:type="dxa"/>
               <w:left w:w="80" w:type="dxa"/>
@@ -3182,7 +3242,7 @@
         </w:tc>
         <w:tc>
           <w:tcPr>
-            <w:tcW w:w="2520" w:type="dxa"/>
+            <w:tcW w:w="2380" w:type="dxa"/>
             <w:tcMar>
               <w:top w:w="60" w:type="dxa"/>
               <w:left w:w="80" w:type="dxa"/>
@@ -3214,7 +3274,7 @@
         </w:trPr>
         <w:tc>
           <w:tcPr>
-            <w:tcW w:w="1944" w:type="dxa"/>
+            <w:tcW w:w="1973" w:type="dxa"/>
             <w:shd w:val="clear" w:color="auto" w:fill="EDF2F7"/>
             <w:tcMar>
               <w:top w:w="60" w:type="dxa"/>
@@ -3241,7 +3301,7 @@
         </w:tc>
         <w:tc>
           <w:tcPr>
-            <w:tcW w:w="1584" w:type="dxa"/>
+            <w:tcW w:w="1501" w:type="dxa"/>
             <w:shd w:val="clear" w:color="auto" w:fill="EDF2F7"/>
             <w:tcMar>
               <w:top w:w="60" w:type="dxa"/>
@@ -3265,7 +3325,7 @@
         </w:tc>
         <w:tc>
           <w:tcPr>
-            <w:tcW w:w="5112" w:type="dxa"/>
+            <w:tcW w:w="4846" w:type="dxa"/>
             <w:shd w:val="clear" w:color="auto" w:fill="EDF2F7"/>
             <w:tcMar>
               <w:top w:w="60" w:type="dxa"/>
@@ -3334,7 +3394,7 @@
         </w:tc>
         <w:tc>
           <w:tcPr>
-            <w:tcW w:w="2520" w:type="dxa"/>
+            <w:tcW w:w="2380" w:type="dxa"/>
             <w:shd w:val="clear" w:color="auto" w:fill="EDF2F7"/>
             <w:tcMar>
               <w:top w:w="60" w:type="dxa"/>
@@ -3367,7 +3427,7 @@
         </w:trPr>
         <w:tc>
           <w:tcPr>
-            <w:tcW w:w="1944" w:type="dxa"/>
+            <w:tcW w:w="1973" w:type="dxa"/>
             <w:tcMar>
               <w:top w:w="60" w:type="dxa"/>
               <w:left w:w="80" w:type="dxa"/>
@@ -3393,7 +3453,7 @@
         </w:tc>
         <w:tc>
           <w:tcPr>
-            <w:tcW w:w="1584" w:type="dxa"/>
+            <w:tcW w:w="1501" w:type="dxa"/>
             <w:tcMar>
               <w:top w:w="60" w:type="dxa"/>
               <w:left w:w="80" w:type="dxa"/>
@@ -3416,7 +3476,7 @@
         </w:tc>
         <w:tc>
           <w:tcPr>
-            <w:tcW w:w="5112" w:type="dxa"/>
+            <w:tcW w:w="4846" w:type="dxa"/>
             <w:tcMar>
               <w:top w:w="60" w:type="dxa"/>
               <w:left w:w="80" w:type="dxa"/>
@@ -3446,29 +3506,13 @@
                 <w:sz w:val="14"/>
                 <w:lang w:val="es-AR"/>
               </w:rPr>
-              <w:t xml:space="preserve">; </w:t>
-            </w:r>
-            <w:proofErr w:type="spellStart"/>
-            <w:r>
-              <w:rPr>
-                <w:sz w:val="14"/>
-                <w:lang w:val="es-AR"/>
-              </w:rPr>
-              <w:t>token</w:t>
-            </w:r>
-            <w:proofErr w:type="spellEnd"/>
-            <w:r>
-              <w:rPr>
-                <w:sz w:val="14"/>
-                <w:lang w:val="es-AR"/>
-              </w:rPr>
-              <w:t xml:space="preserve"> FCM UNIQUE; plataforma; activo.</w:t>
+              <w:t>; token FCM UNIQUE; plataforma; activo.</w:t>
             </w:r>
           </w:p>
         </w:tc>
         <w:tc>
           <w:tcPr>
-            <w:tcW w:w="2520" w:type="dxa"/>
+            <w:tcW w:w="2380" w:type="dxa"/>
             <w:tcMar>
               <w:top w:w="60" w:type="dxa"/>
               <w:left w:w="80" w:type="dxa"/>
@@ -3506,6 +3550,196 @@
                 <w:lang w:val="es-AR"/>
               </w:rPr>
               <w:t>.</w:t>
+            </w:r>
+          </w:p>
+        </w:tc>
+      </w:tr>
+      <w:tr>
+        <w:trPr>
+          <w:jc w:val="center"/>
+        </w:trPr>
+        <w:tc>
+          <w:tcPr>
+            <w:tcW w:w="1973" w:type="dxa"/>
+            <w:tcMar>
+              <w:top w:w="60" w:type="dxa"/>
+              <w:left w:w="80" w:type="dxa"/>
+              <w:bottom w:w="60" w:type="dxa"/>
+              <w:right w:w="80" w:type="dxa"/>
+            </w:tcMar>
+            <w:vAlign w:val="center"/>
+          </w:tcPr>
+          <w:p>
+            <w:pPr>
+              <w:spacing w:after="0"/>
+              <w:rPr>
+                <w:b/>
+                <w:sz w:val="14"/>
+              </w:rPr>
+            </w:pPr>
+            <w:proofErr w:type="spellStart"/>
+            <w:r>
+              <w:rPr>
+                <w:b/>
+                <w:sz w:val="14"/>
+              </w:rPr>
+              <w:t>TokenRecuperacionContrasena</w:t>
+            </w:r>
+            <w:proofErr w:type="spellEnd"/>
+          </w:p>
+        </w:tc>
+        <w:tc>
+          <w:tcPr>
+            <w:tcW w:w="1501" w:type="dxa"/>
+            <w:tcMar>
+              <w:top w:w="60" w:type="dxa"/>
+              <w:left w:w="80" w:type="dxa"/>
+              <w:bottom w:w="60" w:type="dxa"/>
+              <w:right w:w="80" w:type="dxa"/>
+            </w:tcMar>
+            <w:vAlign w:val="center"/>
+          </w:tcPr>
+          <w:p>
+            <w:pPr>
+              <w:spacing w:after="0"/>
+              <w:rPr>
+                <w:sz w:val="14"/>
+              </w:rPr>
+            </w:pPr>
+            <w:r>
+              <w:rPr>
+                <w:sz w:val="14"/>
+              </w:rPr>
+              <w:t>UUID</w:t>
+            </w:r>
+          </w:p>
+        </w:tc>
+        <w:tc>
+          <w:tcPr>
+            <w:tcW w:w="4846" w:type="dxa"/>
+            <w:tcMar>
+              <w:top w:w="60" w:type="dxa"/>
+              <w:left w:w="80" w:type="dxa"/>
+              <w:bottom w:w="60" w:type="dxa"/>
+              <w:right w:w="80" w:type="dxa"/>
+            </w:tcMar>
+            <w:vAlign w:val="center"/>
+          </w:tcPr>
+          <w:p>
+            <w:pPr>
+              <w:spacing w:after="0"/>
+              <w:rPr>
+                <w:sz w:val="14"/>
+                <w:lang w:val="es-AR"/>
+              </w:rPr>
+            </w:pPr>
+            <w:proofErr w:type="spellStart"/>
+            <w:r>
+              <w:rPr>
+                <w:sz w:val="14"/>
+                <w:lang w:val="es-AR"/>
+              </w:rPr>
+              <w:t>id_usuario</w:t>
+            </w:r>
+            <w:proofErr w:type="spellEnd"/>
+            <w:r>
+              <w:rPr>
+                <w:sz w:val="14"/>
+                <w:lang w:val="es-AR"/>
+              </w:rPr>
+              <w:t xml:space="preserve"> FK; </w:t>
+            </w:r>
+            <w:proofErr w:type="spellStart"/>
+            <w:r>
+              <w:rPr>
+                <w:sz w:val="14"/>
+                <w:lang w:val="es-AR"/>
+              </w:rPr>
+              <w:t>token_hash</w:t>
+            </w:r>
+            <w:proofErr w:type="spellEnd"/>
+            <w:r>
+              <w:rPr>
+                <w:sz w:val="14"/>
+                <w:lang w:val="es-AR"/>
+              </w:rPr>
+              <w:t xml:space="preserve"> UNIQUE; </w:t>
+            </w:r>
+            <w:proofErr w:type="spellStart"/>
+            <w:r>
+              <w:rPr>
+                <w:sz w:val="14"/>
+                <w:lang w:val="es-AR"/>
+              </w:rPr>
+              <w:t>creado_en</w:t>
+            </w:r>
+            <w:proofErr w:type="spellEnd"/>
+            <w:r>
+              <w:rPr>
+                <w:sz w:val="14"/>
+                <w:lang w:val="es-AR"/>
+              </w:rPr>
+              <w:t xml:space="preserve">; </w:t>
+            </w:r>
+            <w:proofErr w:type="spellStart"/>
+            <w:r>
+              <w:rPr>
+                <w:sz w:val="14"/>
+                <w:lang w:val="es-AR"/>
+              </w:rPr>
+              <w:t>expira_en</w:t>
+            </w:r>
+            <w:proofErr w:type="spellEnd"/>
+            <w:r>
+              <w:rPr>
+                <w:sz w:val="14"/>
+                <w:lang w:val="es-AR"/>
+              </w:rPr>
+              <w:t xml:space="preserve">; </w:t>
+            </w:r>
+            <w:proofErr w:type="spellStart"/>
+            <w:r>
+              <w:rPr>
+                <w:sz w:val="14"/>
+                <w:lang w:val="es-AR"/>
+              </w:rPr>
+              <w:t>usado_en</w:t>
+            </w:r>
+            <w:proofErr w:type="spellEnd"/>
+            <w:r>
+              <w:rPr>
+                <w:sz w:val="14"/>
+                <w:lang w:val="es-AR"/>
+              </w:rPr>
+              <w:t xml:space="preserve"> opcional.</w:t>
+            </w:r>
+          </w:p>
+        </w:tc>
+        <w:tc>
+          <w:tcPr>
+            <w:tcW w:w="2380" w:type="dxa"/>
+            <w:tcMar>
+              <w:top w:w="60" w:type="dxa"/>
+              <w:left w:w="80" w:type="dxa"/>
+              <w:bottom w:w="60" w:type="dxa"/>
+              <w:right w:w="80" w:type="dxa"/>
+            </w:tcMar>
+            <w:vAlign w:val="center"/>
+          </w:tcPr>
+          <w:p>
+            <w:pPr>
+              <w:spacing w:after="0"/>
+              <w:rPr>
+                <w:sz w:val="14"/>
+                <w:lang w:val="es-AR"/>
+              </w:rPr>
+            </w:pPr>
+            <w:r>
+              <w:rPr>
+                <w:sz w:val="14"/>
+                <w:lang w:val="es-AR"/>
+              </w:rPr>
+              <w:t>Gestiona enlaces temporales, con vencimiento y de un solo uso para restablecer contraseñas.</w:t>
             </w:r>
           </w:p>
         </w:tc>
@@ -4739,6 +4973,136 @@
                 <w:lang w:val="es-AR"/>
               </w:rPr>
               <w:t>Una cuenta puede tener varios dispositivos registrados.</w:t>
+            </w:r>
+          </w:p>
+        </w:tc>
+      </w:tr>
+      <w:tr>
+        <w:trPr>
+          <w:jc w:val="center"/>
+        </w:trPr>
+        <w:tc>
+          <w:tcPr>
+            <w:tcW w:w="3240" w:type="dxa"/>
+            <w:shd w:val="clear" w:color="auto" w:fill="EDF2F7"/>
+            <w:tcMar>
+              <w:top w:w="60" w:type="dxa"/>
+              <w:left w:w="80" w:type="dxa"/>
+              <w:bottom w:w="60" w:type="dxa"/>
+              <w:right w:w="80" w:type="dxa"/>
+            </w:tcMar>
+            <w:vAlign w:val="center"/>
+          </w:tcPr>
+          <w:p>
+            <w:pPr>
+              <w:spacing w:after="0"/>
+              <w:rPr>
+                <w:b/>
+                <w:sz w:val="15"/>
+              </w:rPr>
+            </w:pPr>
+            <w:proofErr w:type="spellStart"/>
+            <w:r>
+              <w:rPr>
+                <w:b/>
+                <w:sz w:val="15"/>
+              </w:rPr>
+              <w:t>Usuario</w:t>
+            </w:r>
+            <w:proofErr w:type="spellEnd"/>
+            <w:r>
+              <w:rPr>
+                <w:b/>
+                <w:sz w:val="15"/>
+              </w:rPr>
+              <w:t xml:space="preserve"> – </w:t>
+            </w:r>
+            <w:proofErr w:type="spellStart"/>
+            <w:r>
+              <w:rPr>
+                <w:b/>
+                <w:sz w:val="15"/>
+              </w:rPr>
+              <w:t>TokenRecuperacionContrasena</w:t>
+            </w:r>
+            <w:proofErr w:type="spellEnd"/>
+          </w:p>
+        </w:tc>
+        <w:tc>
+          <w:tcPr>
+            <w:tcW w:w="1584" w:type="dxa"/>
+            <w:shd w:val="clear" w:color="auto" w:fill="EDF2F7"/>
+            <w:tcMar>
+              <w:top w:w="60" w:type="dxa"/>
+              <w:left w:w="80" w:type="dxa"/>
+              <w:bottom w:w="60" w:type="dxa"/>
+              <w:right w:w="80" w:type="dxa"/>
+            </w:tcMar>
+            <w:vAlign w:val="center"/>
+          </w:tcPr>
+          <w:p>
+            <w:pPr>
+              <w:spacing w:after="0"/>
+              <w:rPr>
+                <w:sz w:val="15"/>
+              </w:rPr>
+            </w:pPr>
+            <w:proofErr w:type="gramStart"/>
+            <w:r>
+              <w:rPr>
+                <w:sz w:val="15"/>
+              </w:rPr>
+              <w:t>1 :</w:t>
+            </w:r>
+            <w:proofErr w:type="gramEnd"/>
+            <w:r>
+              <w:rPr>
+                <w:sz w:val="15"/>
+              </w:rPr>
+              <w:t xml:space="preserve"> </w:t>
+            </w:r>
+            <w:proofErr w:type="gramStart"/>
+            <w:r>
+              <w:rPr>
+                <w:sz w:val="15"/>
+              </w:rPr>
+              <w:t>0..</w:t>
+            </w:r>
+            <w:proofErr w:type="gramEnd"/>
+            <w:r>
+              <w:rPr>
+                <w:sz w:val="15"/>
+              </w:rPr>
+              <w:t>N</w:t>
+            </w:r>
+          </w:p>
+        </w:tc>
+        <w:tc>
+          <w:tcPr>
+            <w:tcW w:w="5688" w:type="dxa"/>
+            <w:shd w:val="clear" w:color="auto" w:fill="EDF2F7"/>
+            <w:tcMar>
+              <w:top w:w="60" w:type="dxa"/>
+              <w:left w:w="80" w:type="dxa"/>
+              <w:bottom w:w="60" w:type="dxa"/>
+              <w:right w:w="80" w:type="dxa"/>
+            </w:tcMar>
+            <w:vAlign w:val="center"/>
+          </w:tcPr>
+          <w:p>
+            <w:pPr>
+              <w:spacing w:after="0"/>
+              <w:rPr>
+                <w:sz w:val="15"/>
+                <w:lang w:val="es-AR"/>
+              </w:rPr>
+            </w:pPr>
+            <w:r>
+              <w:rPr>
+                <w:sz w:val="15"/>
+                <w:lang w:val="es-AR"/>
+              </w:rPr>
+              <w:t>Una cuenta puede generar varios tokens a lo largo del tiempo; cada token pertenece a un único usuario.</w:t>
             </w:r>
           </w:p>
         </w:tc>
@@ -4866,6 +5230,48 @@
     </w:p>
     <w:p>
       <w:pPr>
+        <w:spacing w:after="50" w:line="252" w:lineRule="auto"/>
+        <w:rPr>
+          <w:lang w:val="es-AR"/>
+        </w:rPr>
+      </w:pPr>
+      <w:r>
+        <w:rPr>
+          <w:lang w:val="es-AR"/>
+        </w:rPr>
+        <w:t xml:space="preserve">La relación con </w:t>
+      </w:r>
+      <w:proofErr w:type="spellStart"/>
+      <w:r>
+        <w:rPr>
+          <w:lang w:val="es-AR"/>
+        </w:rPr>
+        <w:t>TokenRecuperacionContrasena</w:t>
+      </w:r>
+      <w:proofErr w:type="spellEnd"/>
+      <w:r>
+        <w:rPr>
+          <w:lang w:val="es-AR"/>
+        </w:rPr>
+        <w:t xml:space="preserve"> no implica almacenar el token original. El </w:t>
+      </w:r>
+      <w:proofErr w:type="spellStart"/>
+      <w:r>
+        <w:rPr>
+          <w:lang w:val="es-AR"/>
+        </w:rPr>
+        <w:t>backend</w:t>
+      </w:r>
+      <w:proofErr w:type="spellEnd"/>
+      <w:r>
+        <w:rPr>
+          <w:lang w:val="es-AR"/>
+        </w:rPr>
+        <w:t xml:space="preserve"> genera el token, conserva únicamente su hash y envía el valor original mediante el servicio de correo.</w:t>
+      </w:r>
+    </w:p>
+    <w:p>
+      <w:pPr>
         <w:keepNext/>
         <w:spacing w:before="140" w:after="40"/>
       </w:pPr>
@@ -4897,7 +5303,7 @@
         </w:trPr>
         <w:tc>
           <w:tcPr>
-            <w:tcW w:w="2232" w:type="dxa"/>
+            <w:tcW w:w="2215" w:type="dxa"/>
             <w:shd w:val="clear" w:color="auto" w:fill="203864"/>
             <w:tcMar>
               <w:top w:w="60" w:type="dxa"/>
@@ -4923,7 +5329,7 @@
         </w:tc>
         <w:tc>
           <w:tcPr>
-            <w:tcW w:w="5256" w:type="dxa"/>
+            <w:tcW w:w="5195" w:type="dxa"/>
             <w:shd w:val="clear" w:color="auto" w:fill="203864"/>
             <w:tcMar>
               <w:top w:w="60" w:type="dxa"/>
@@ -4949,7 +5355,7 @@
         </w:tc>
         <w:tc>
           <w:tcPr>
-            <w:tcW w:w="3312" w:type="dxa"/>
+            <w:tcW w:w="3290" w:type="dxa"/>
             <w:shd w:val="clear" w:color="auto" w:fill="203864"/>
             <w:tcMar>
               <w:top w:w="60" w:type="dxa"/>
@@ -4980,7 +5386,105 @@
         </w:trPr>
         <w:tc>
           <w:tcPr>
-            <w:tcW w:w="2232" w:type="dxa"/>
+            <w:tcW w:w="2215" w:type="dxa"/>
+            <w:tcMar>
+              <w:top w:w="60" w:type="dxa"/>
+              <w:left w:w="80" w:type="dxa"/>
+              <w:bottom w:w="60" w:type="dxa"/>
+              <w:right w:w="80" w:type="dxa"/>
+            </w:tcMar>
+            <w:vAlign w:val="center"/>
+          </w:tcPr>
+          <w:p>
+            <w:pPr>
+              <w:spacing w:after="0"/>
+              <w:rPr>
+                <w:b/>
+                <w:sz w:val="15"/>
+              </w:rPr>
+            </w:pPr>
+            <w:r>
+              <w:rPr>
+                <w:b/>
+                <w:sz w:val="15"/>
+              </w:rPr>
+              <w:t xml:space="preserve">Estado de </w:t>
+            </w:r>
+            <w:proofErr w:type="spellStart"/>
+            <w:r>
+              <w:rPr>
+                <w:b/>
+                <w:sz w:val="15"/>
+              </w:rPr>
+              <w:t>cuenta</w:t>
+            </w:r>
+            <w:proofErr w:type="spellEnd"/>
+          </w:p>
+        </w:tc>
+        <w:tc>
+          <w:tcPr>
+            <w:tcW w:w="5195" w:type="dxa"/>
+            <w:tcMar>
+              <w:top w:w="60" w:type="dxa"/>
+              <w:left w:w="80" w:type="dxa"/>
+              <w:bottom w:w="60" w:type="dxa"/>
+              <w:right w:w="80" w:type="dxa"/>
+            </w:tcMar>
+            <w:vAlign w:val="center"/>
+          </w:tcPr>
+          <w:p>
+            <w:pPr>
+              <w:spacing w:after="0"/>
+              <w:rPr>
+                <w:sz w:val="15"/>
+                <w:lang w:val="es-AR"/>
+              </w:rPr>
+            </w:pPr>
+            <w:r>
+              <w:rPr>
+                <w:sz w:val="15"/>
+                <w:lang w:val="es-AR"/>
+              </w:rPr>
+              <w:t>ACTIVA → BLOQUEADA; BLOQUEADA → ACTIVA; ACTIVA o BLOQUEADA → DESHABILITADA</w:t>
+            </w:r>
+          </w:p>
+        </w:tc>
+        <w:tc>
+          <w:tcPr>
+            <w:tcW w:w="3290" w:type="dxa"/>
+            <w:tcMar>
+              <w:top w:w="60" w:type="dxa"/>
+              <w:left w:w="80" w:type="dxa"/>
+              <w:bottom w:w="60" w:type="dxa"/>
+              <w:right w:w="80" w:type="dxa"/>
+            </w:tcMar>
+            <w:vAlign w:val="center"/>
+          </w:tcPr>
+          <w:p>
+            <w:pPr>
+              <w:spacing w:after="0"/>
+              <w:rPr>
+                <w:sz w:val="15"/>
+                <w:lang w:val="es-AR"/>
+              </w:rPr>
+            </w:pPr>
+            <w:r>
+              <w:rPr>
+                <w:sz w:val="15"/>
+                <w:lang w:val="es-AR"/>
+              </w:rPr>
+              <w:t>El Administrador puede bloquear o rehabilitar cuentas. DESHABILITADA representa una baja lógica.</w:t>
+            </w:r>
+          </w:p>
+        </w:tc>
+      </w:tr>
+      <w:tr>
+        <w:trPr>
+          <w:jc w:val="center"/>
+        </w:trPr>
+        <w:tc>
+          <w:tcPr>
+            <w:tcW w:w="2215" w:type="dxa"/>
             <w:tcMar>
               <w:top w:w="60" w:type="dxa"/>
               <w:left w:w="80" w:type="dxa"/>
@@ -4993,18 +5497,36 @@
             <w:pPr>
               <w:spacing w:after="0"/>
             </w:pPr>
+            <w:proofErr w:type="spellStart"/>
             <w:r>
               <w:rPr>
                 <w:b/>
                 <w:sz w:val="15"/>
               </w:rPr>
-              <w:t>Verificación de organización</w:t>
-            </w:r>
+              <w:t>Verificación</w:t>
+            </w:r>
+            <w:proofErr w:type="spellEnd"/>
+            <w:r>
+              <w:rPr>
+                <w:b/>
+                <w:sz w:val="15"/>
+              </w:rPr>
+              <w:t xml:space="preserve"> de </w:t>
+            </w:r>
+            <w:proofErr w:type="spellStart"/>
+            <w:r>
+              <w:rPr>
+                <w:b/>
+                <w:sz w:val="15"/>
+              </w:rPr>
+              <w:t>organización</w:t>
+            </w:r>
+            <w:proofErr w:type="spellEnd"/>
           </w:p>
         </w:tc>
         <w:tc>
           <w:tcPr>
-            <w:tcW w:w="5256" w:type="dxa"/>
+            <w:tcW w:w="5195" w:type="dxa"/>
             <w:tcMar>
               <w:top w:w="60" w:type="dxa"/>
               <w:left w:w="80" w:type="dxa"/>
@@ -5031,7 +5553,7 @@
         </w:tc>
         <w:tc>
           <w:tcPr>
-            <w:tcW w:w="3312" w:type="dxa"/>
+            <w:tcW w:w="3290" w:type="dxa"/>
             <w:tcMar>
               <w:top w:w="60" w:type="dxa"/>
               <w:left w:w="80" w:type="dxa"/>
@@ -5063,7 +5585,7 @@
         </w:trPr>
         <w:tc>
           <w:tcPr>
-            <w:tcW w:w="2232" w:type="dxa"/>
+            <w:tcW w:w="2215" w:type="dxa"/>
             <w:shd w:val="clear" w:color="auto" w:fill="EDF2F7"/>
             <w:tcMar>
               <w:top w:w="60" w:type="dxa"/>
@@ -5083,6 +5605,7 @@
                 <w:b/>
                 <w:sz w:val="15"/>
               </w:rPr>
+              <w:lastRenderedPageBreak/>
               <w:t>Oportunidad</w:t>
             </w:r>
             <w:proofErr w:type="spellEnd"/>
@@ -5090,7 +5613,7 @@
         </w:tc>
         <w:tc>
           <w:tcPr>
-            <w:tcW w:w="5256" w:type="dxa"/>
+            <w:tcW w:w="5195" w:type="dxa"/>
             <w:shd w:val="clear" w:color="auto" w:fill="EDF2F7"/>
             <w:tcMar>
               <w:top w:w="60" w:type="dxa"/>
@@ -5112,13 +5635,13 @@
                 <w:sz w:val="15"/>
                 <w:lang w:val="es-AR"/>
               </w:rPr>
-              <w:t>BORRADOR → PUBLICADA → CERRADA o FINALIZADA; PUBLICADA → CANCELADA</w:t>
+              <w:t>BORRADOR → PUBLICADA → CERRADA → FINALIZADA; PUBLICADA → CANCELADA</w:t>
             </w:r>
           </w:p>
         </w:tc>
         <w:tc>
           <w:tcPr>
-            <w:tcW w:w="3312" w:type="dxa"/>
+            <w:tcW w:w="3290" w:type="dxa"/>
             <w:shd w:val="clear" w:color="auto" w:fill="EDF2F7"/>
             <w:tcMar>
               <w:top w:w="60" w:type="dxa"/>
@@ -5140,7 +5663,7 @@
                 <w:sz w:val="15"/>
                 <w:lang w:val="es-AR"/>
               </w:rPr>
-              <w:t>Solo las PUBLICADAS aparecen en búsqueda y mapa.</w:t>
+              <w:t>Solo las oportunidades PUBLICADAS aparecen en búsqueda y mapa. CANCELADA y FINALIZADA son estados terminales.</w:t>
             </w:r>
           </w:p>
         </w:tc>
@@ -5151,7 +5674,7 @@
         </w:trPr>
         <w:tc>
           <w:tcPr>
-            <w:tcW w:w="2232" w:type="dxa"/>
+            <w:tcW w:w="2215" w:type="dxa"/>
             <w:tcMar>
               <w:top w:w="60" w:type="dxa"/>
               <w:left w:w="80" w:type="dxa"/>
@@ -5177,7 +5700,7 @@
         </w:tc>
         <w:tc>
           <w:tcPr>
-            <w:tcW w:w="5256" w:type="dxa"/>
+            <w:tcW w:w="5195" w:type="dxa"/>
             <w:tcMar>
               <w:top w:w="60" w:type="dxa"/>
               <w:left w:w="80" w:type="dxa"/>
@@ -5204,7 +5727,7 @@
         </w:tc>
         <w:tc>
           <w:tcPr>
-            <w:tcW w:w="3312" w:type="dxa"/>
+            <w:tcW w:w="3290" w:type="dxa"/>
             <w:tcMar>
               <w:top w:w="60" w:type="dxa"/>
               <w:left w:w="80" w:type="dxa"/>
@@ -5236,7 +5759,7 @@
         </w:trPr>
         <w:tc>
           <w:tcPr>
-            <w:tcW w:w="2232" w:type="dxa"/>
+            <w:tcW w:w="2215" w:type="dxa"/>
             <w:shd w:val="clear" w:color="auto" w:fill="EDF2F7"/>
             <w:tcMar>
               <w:top w:w="60" w:type="dxa"/>
@@ -5263,7 +5786,7 @@
         </w:tc>
         <w:tc>
           <w:tcPr>
-            <w:tcW w:w="5256" w:type="dxa"/>
+            <w:tcW w:w="5195" w:type="dxa"/>
             <w:shd w:val="clear" w:color="auto" w:fill="EDF2F7"/>
             <w:tcMar>
               <w:top w:w="60" w:type="dxa"/>
@@ -5291,7 +5814,7 @@
         </w:tc>
         <w:tc>
           <w:tcPr>
-            <w:tcW w:w="3312" w:type="dxa"/>
+            <w:tcW w:w="3290" w:type="dxa"/>
             <w:shd w:val="clear" w:color="auto" w:fill="EDF2F7"/>
             <w:tcMar>
               <w:top w:w="60" w:type="dxa"/>
@@ -5330,6 +5853,138 @@
                 <w:lang w:val="es-AR"/>
               </w:rPr>
               <w:t>.</w:t>
+            </w:r>
+          </w:p>
+        </w:tc>
+      </w:tr>
+      <w:tr>
+        <w:trPr>
+          <w:jc w:val="center"/>
+        </w:trPr>
+        <w:tc>
+          <w:tcPr>
+            <w:tcW w:w="2215" w:type="dxa"/>
+            <w:shd w:val="clear" w:color="auto" w:fill="EDF2F7"/>
+            <w:tcMar>
+              <w:top w:w="60" w:type="dxa"/>
+              <w:left w:w="80" w:type="dxa"/>
+              <w:bottom w:w="60" w:type="dxa"/>
+              <w:right w:w="80" w:type="dxa"/>
+            </w:tcMar>
+            <w:vAlign w:val="center"/>
+          </w:tcPr>
+          <w:p>
+            <w:pPr>
+              <w:spacing w:after="0"/>
+              <w:rPr>
+                <w:b/>
+                <w:sz w:val="15"/>
+              </w:rPr>
+            </w:pPr>
+            <w:r>
+              <w:rPr>
+                <w:b/>
+                <w:sz w:val="15"/>
+              </w:rPr>
+              <w:t xml:space="preserve">Token de </w:t>
+            </w:r>
+            <w:proofErr w:type="spellStart"/>
+            <w:r>
+              <w:rPr>
+                <w:b/>
+                <w:sz w:val="15"/>
+              </w:rPr>
+              <w:t>recuperación</w:t>
+            </w:r>
+            <w:proofErr w:type="spellEnd"/>
+          </w:p>
+        </w:tc>
+        <w:tc>
+          <w:tcPr>
+            <w:tcW w:w="5195" w:type="dxa"/>
+            <w:shd w:val="clear" w:color="auto" w:fill="EDF2F7"/>
+            <w:tcMar>
+              <w:top w:w="60" w:type="dxa"/>
+              <w:left w:w="80" w:type="dxa"/>
+              <w:bottom w:w="60" w:type="dxa"/>
+              <w:right w:w="80" w:type="dxa"/>
+            </w:tcMar>
+            <w:vAlign w:val="center"/>
+          </w:tcPr>
+          <w:p>
+            <w:pPr>
+              <w:spacing w:after="0"/>
+              <w:rPr>
+                <w:sz w:val="15"/>
+                <w:lang w:val="es-AR"/>
+              </w:rPr>
+            </w:pPr>
+            <w:r>
+              <w:rPr>
+                <w:sz w:val="15"/>
+              </w:rPr>
+              <w:t>VIGENTE → UTILIZADO; VIGENTE → VENCIDO</w:t>
+            </w:r>
+          </w:p>
+        </w:tc>
+        <w:tc>
+          <w:tcPr>
+            <w:tcW w:w="3290" w:type="dxa"/>
+            <w:shd w:val="clear" w:color="auto" w:fill="EDF2F7"/>
+            <w:tcMar>
+              <w:top w:w="60" w:type="dxa"/>
+              <w:left w:w="80" w:type="dxa"/>
+              <w:bottom w:w="60" w:type="dxa"/>
+              <w:right w:w="80" w:type="dxa"/>
+            </w:tcMar>
+            <w:vAlign w:val="center"/>
+          </w:tcPr>
+          <w:p>
+            <w:pPr>
+              <w:spacing w:after="0"/>
+              <w:rPr>
+                <w:sz w:val="15"/>
+                <w:lang w:val="es-AR"/>
+              </w:rPr>
+            </w:pPr>
+            <w:r>
+              <w:rPr>
+                <w:sz w:val="15"/>
+                <w:lang w:val="es-AR"/>
+              </w:rPr>
+              <w:t xml:space="preserve">El estado se deriva de </w:t>
+            </w:r>
+            <w:proofErr w:type="spellStart"/>
+            <w:r>
+              <w:rPr>
+                <w:sz w:val="15"/>
+                <w:lang w:val="es-AR"/>
+              </w:rPr>
+              <w:t>expira_en</w:t>
+            </w:r>
+            <w:proofErr w:type="spellEnd"/>
+            <w:r>
+              <w:rPr>
+                <w:sz w:val="15"/>
+                <w:lang w:val="es-AR"/>
+              </w:rPr>
+              <w:t xml:space="preserve"> y </w:t>
+            </w:r>
+            <w:proofErr w:type="spellStart"/>
+            <w:r>
+              <w:rPr>
+                <w:sz w:val="15"/>
+                <w:lang w:val="es-AR"/>
+              </w:rPr>
+              <w:t>usado_en</w:t>
+            </w:r>
+            <w:proofErr w:type="spellEnd"/>
+            <w:r>
+              <w:rPr>
+                <w:sz w:val="15"/>
+                <w:lang w:val="es-AR"/>
+              </w:rPr>
+              <w:t>; no necesita almacenarse en una columna adicional.</w:t>
             </w:r>
           </w:p>
         </w:tc>
@@ -5440,13 +6095,111 @@
           <w:lang w:val="es-AR"/>
         </w:rPr>
       </w:pPr>
-      <w:bookmarkStart w:id="0" w:name="_GoBack"/>
-      <w:bookmarkEnd w:id="0"/>
+      <w:r>
+        <w:rPr>
+          <w:lang w:val="es-AR"/>
+        </w:rPr>
+        <w:t xml:space="preserve">La correspondencia entre </w:t>
+      </w:r>
+      <w:proofErr w:type="spellStart"/>
+      <w:r>
+        <w:rPr>
+          <w:lang w:val="es-AR"/>
+        </w:rPr>
+        <w:t>Usuario.rol</w:t>
+      </w:r>
+      <w:proofErr w:type="spellEnd"/>
+      <w:r>
+        <w:rPr>
+          <w:lang w:val="es-AR"/>
+        </w:rPr>
+        <w:t xml:space="preserve"> y la existencia de </w:t>
+      </w:r>
+      <w:proofErr w:type="spellStart"/>
+      <w:r>
+        <w:rPr>
+          <w:lang w:val="es-AR"/>
+        </w:rPr>
+        <w:t>PerfilVoluntario</w:t>
+      </w:r>
+      <w:proofErr w:type="spellEnd"/>
+      <w:r>
+        <w:rPr>
+          <w:lang w:val="es-AR"/>
+        </w:rPr>
+        <w:t xml:space="preserve"> u </w:t>
+      </w:r>
+      <w:proofErr w:type="spellStart"/>
+      <w:r>
+        <w:rPr>
+          <w:lang w:val="es-AR"/>
+        </w:rPr>
+        <w:t>Organizacion</w:t>
+      </w:r>
+      <w:proofErr w:type="spellEnd"/>
+      <w:r>
+        <w:rPr>
+          <w:lang w:val="es-AR"/>
+        </w:rPr>
+        <w:t xml:space="preserve"> se garantiza durante el registro mediante una transacción. Las claves foráneas, por sí solas, no impiden que una misma cuenta aparezca incorrectamente en ambos perfiles.</w:t>
+      </w:r>
+    </w:p>
+    <w:p>
+      <w:pPr>
+        <w:pStyle w:val="Listaconvietas"/>
+        <w:spacing w:after="30" w:line="240" w:lineRule="auto"/>
+        <w:rPr>
+          <w:lang w:val="es-AR"/>
+        </w:rPr>
+      </w:pPr>
       <w:r>
         <w:rPr>
           <w:lang w:val="es-AR"/>
         </w:rPr>
         <w:t>Una oportunidad solo puede ser publicada por una organización con verificación vigente.</w:t>
+      </w:r>
+    </w:p>
+    <w:p>
+      <w:pPr>
+        <w:pStyle w:val="Listaconvietas"/>
+        <w:spacing w:after="30" w:line="240" w:lineRule="auto"/>
+        <w:rPr>
+          <w:lang w:val="es-AR"/>
+        </w:rPr>
+      </w:pPr>
+      <w:r>
+        <w:rPr>
+          <w:lang w:val="es-AR"/>
+        </w:rPr>
+        <w:t xml:space="preserve">Si una cuenta posee </w:t>
+      </w:r>
+      <w:proofErr w:type="spellStart"/>
+      <w:r>
+        <w:rPr>
+          <w:lang w:val="es-AR"/>
+        </w:rPr>
+        <w:t>estado_cuenta</w:t>
+      </w:r>
+      <w:proofErr w:type="spellEnd"/>
+      <w:r>
+        <w:rPr>
+          <w:lang w:val="es-AR"/>
+        </w:rPr>
+        <w:t xml:space="preserve"> BLOQUEADA o DESHABILITADA, el </w:t>
+      </w:r>
+      <w:proofErr w:type="spellStart"/>
+      <w:r>
+        <w:rPr>
+          <w:lang w:val="es-AR"/>
+        </w:rPr>
+        <w:t>backend</w:t>
+      </w:r>
+      <w:proofErr w:type="spellEnd"/>
+      <w:r>
+        <w:rPr>
+          <w:lang w:val="es-AR"/>
+        </w:rPr>
+        <w:t xml:space="preserve"> debe impedir el inicio de sesión y las operaciones protegidas, independientemente del rol almacenado.</w:t>
       </w:r>
     </w:p>
     <w:p>
@@ -5517,7 +6270,7 @@
         <w:rPr>
           <w:lang w:val="es-AR"/>
         </w:rPr>
-        <w:t xml:space="preserve"> debe ser mayor que 0 y </w:t>
+        <w:t xml:space="preserve"> debe ser mayor que 0. En ambos casos, </w:t>
       </w:r>
       <w:proofErr w:type="spellStart"/>
       <w:r>
@@ -5531,7 +6284,7 @@
         <w:rPr>
           <w:lang w:val="es-AR"/>
         </w:rPr>
-        <w:t xml:space="preserve"> representa el centro del área.</w:t>
+        <w:t xml:space="preserve"> representa el punto exacto o el centro del área. Para publicar una oportunidad, la ubicación, el cupo y las fechas deben estar completos y ser válidos.</w:t>
       </w:r>
     </w:p>
     <w:p>
@@ -5575,7 +6328,6 @@
         <w:rPr>
           <w:lang w:val="es-AR"/>
         </w:rPr>
-        <w:lastRenderedPageBreak/>
         <w:t>La aceptación de una inscripción verifica el cupo y actualiza el estado dentro de una única transacción ACID.</w:t>
       </w:r>
     </w:p>
@@ -5587,6 +6339,12 @@
           <w:lang w:val="es-AR"/>
         </w:rPr>
       </w:pPr>
+      <w:r>
+        <w:rPr>
+          <w:lang w:val="es-AR"/>
+        </w:rPr>
+        <w:t xml:space="preserve">El usuario autor y el destinatario no se duplican en </w:t>
+      </w:r>
       <w:proofErr w:type="spellStart"/>
       <w:r>
         <w:rPr>
@@ -5599,7 +6357,7 @@
         <w:rPr>
           <w:lang w:val="es-AR"/>
         </w:rPr>
-        <w:t xml:space="preserve"> requiere una </w:t>
+        <w:t xml:space="preserve">. Ambos se obtienen desde la </w:t>
       </w:r>
       <w:proofErr w:type="spellStart"/>
       <w:r>
@@ -5613,29 +6371,21 @@
         <w:rPr>
           <w:lang w:val="es-AR"/>
         </w:rPr>
-        <w:t xml:space="preserve"> COMPLETADA. </w:t>
+        <w:t xml:space="preserve">: el voluntario mediante </w:t>
       </w:r>
-      <w:proofErr w:type="gramStart"/>
+      <w:proofErr w:type="spellStart"/>
       <w:r>
         <w:rPr>
           <w:lang w:val="es-AR"/>
         </w:rPr>
-        <w:t>UNIQUE(</w:t>
-      </w:r>
-      <w:proofErr w:type="spellStart"/>
-      <w:proofErr w:type="gramEnd"/>
-      <w:r>
-        <w:rPr>
-          <w:lang w:val="es-AR"/>
-        </w:rPr>
-        <w:t>id_inscripcion</w:t>
+        <w:t>id_voluntario</w:t>
       </w:r>
       <w:proofErr w:type="spellEnd"/>
       <w:r>
         <w:rPr>
           <w:lang w:val="es-AR"/>
         </w:rPr>
-        <w:t xml:space="preserve">, </w:t>
+        <w:t xml:space="preserve"> y la organización mediante la Oportunidad asociada. </w:t>
       </w:r>
       <w:proofErr w:type="spellStart"/>
       <w:r>
@@ -5649,7 +6399,7 @@
         <w:rPr>
           <w:lang w:val="es-AR"/>
         </w:rPr>
-        <w:t>) garantiza como máximo una calificación del VOLUNTARIO y una de la ORGANIZACION por participación.</w:t>
+        <w:t xml:space="preserve"> determina cuál de las dos partes realizó la evaluación.</w:t>
       </w:r>
     </w:p>
     <w:p>
@@ -5692,14 +6442,180 @@
         <w:rPr>
           <w:lang w:val="es-AR"/>
         </w:rPr>
-        <w:t xml:space="preserve"> dentro de la misma transacción, evitando que el estado actual y el historial queden </w:t>
+        <w:t xml:space="preserve"> dentro de la misma transacción, evitando que el estado actual y el historial queden desincronizados.</w:t>
+      </w:r>
+    </w:p>
+    <w:p>
+      <w:pPr>
+        <w:pStyle w:val="Listaconvietas"/>
+        <w:spacing w:after="30" w:line="240" w:lineRule="auto"/>
+        <w:rPr>
+          <w:lang w:val="es-AR"/>
+        </w:rPr>
+      </w:pPr>
+      <w:r>
+        <w:rPr>
+          <w:lang w:val="es-AR"/>
+        </w:rPr>
+        <w:t xml:space="preserve">La creación de una </w:t>
       </w:r>
       <w:proofErr w:type="spellStart"/>
       <w:r>
         <w:rPr>
           <w:lang w:val="es-AR"/>
         </w:rPr>
-        <w:t>desincronizados</w:t>
+        <w:t>Donacion</w:t>
+      </w:r>
+      <w:proofErr w:type="spellEnd"/>
+      <w:r>
+        <w:rPr>
+          <w:lang w:val="es-AR"/>
+        </w:rPr>
+        <w:t xml:space="preserve"> y su primer </w:t>
+      </w:r>
+      <w:proofErr w:type="spellStart"/>
+      <w:r>
+        <w:rPr>
+          <w:lang w:val="es-AR"/>
+        </w:rPr>
+        <w:t>HistorialEstadoDonacion</w:t>
+      </w:r>
+      <w:proofErr w:type="spellEnd"/>
+      <w:r>
+        <w:rPr>
+          <w:lang w:val="es-AR"/>
+        </w:rPr>
+        <w:t xml:space="preserve"> en estado PENDIENTE deben confirmarse dentro de una misma transacción.</w:t>
+      </w:r>
+    </w:p>
+    <w:p>
+      <w:pPr>
+        <w:pStyle w:val="Listaconvietas"/>
+        <w:spacing w:after="30" w:line="240" w:lineRule="auto"/>
+        <w:rPr>
+          <w:lang w:val="es-AR"/>
+        </w:rPr>
+      </w:pPr>
+      <w:r>
+        <w:rPr>
+          <w:lang w:val="es-AR"/>
+        </w:rPr>
+        <w:t xml:space="preserve">El restablecimiento de contraseña actualiza </w:t>
+      </w:r>
+      <w:proofErr w:type="spellStart"/>
+      <w:r>
+        <w:rPr>
+          <w:lang w:val="es-AR"/>
+        </w:rPr>
+        <w:t>Usuario.password_hash</w:t>
+      </w:r>
+      <w:proofErr w:type="spellEnd"/>
+      <w:r>
+        <w:rPr>
+          <w:lang w:val="es-AR"/>
+        </w:rPr>
+        <w:t xml:space="preserve"> y registra </w:t>
+      </w:r>
+      <w:proofErr w:type="spellStart"/>
+      <w:r>
+        <w:rPr>
+          <w:lang w:val="es-AR"/>
+        </w:rPr>
+        <w:t>TokenRecuperacionContrasena.usado_en</w:t>
+      </w:r>
+      <w:proofErr w:type="spellEnd"/>
+      <w:r>
+        <w:rPr>
+          <w:lang w:val="es-AR"/>
+        </w:rPr>
+        <w:t xml:space="preserve"> dentro de una misma transacción. </w:t>
+      </w:r>
+      <w:r>
+        <w:t xml:space="preserve">Si </w:t>
+      </w:r>
+      <w:proofErr w:type="spellStart"/>
+      <w:r>
+        <w:t>cualquiera</w:t>
+      </w:r>
+      <w:proofErr w:type="spellEnd"/>
+      <w:r>
+        <w:t xml:space="preserve"> de </w:t>
+      </w:r>
+      <w:proofErr w:type="spellStart"/>
+      <w:r>
+        <w:t>los</w:t>
+      </w:r>
+      <w:proofErr w:type="spellEnd"/>
+      <w:r>
+        <w:t xml:space="preserve"> </w:t>
+      </w:r>
+      <w:proofErr w:type="spellStart"/>
+      <w:r>
+        <w:t>cambios</w:t>
+      </w:r>
+      <w:proofErr w:type="spellEnd"/>
+      <w:r>
+        <w:t xml:space="preserve"> </w:t>
+      </w:r>
+      <w:proofErr w:type="spellStart"/>
+      <w:r>
+        <w:t>falla</w:t>
+      </w:r>
+      <w:proofErr w:type="spellEnd"/>
+      <w:r>
+        <w:t xml:space="preserve">, ambos </w:t>
+      </w:r>
+      <w:proofErr w:type="spellStart"/>
+      <w:r>
+        <w:t>deben</w:t>
+      </w:r>
+      <w:proofErr w:type="spellEnd"/>
+      <w:r>
+        <w:t xml:space="preserve"> </w:t>
+      </w:r>
+      <w:proofErr w:type="spellStart"/>
+      <w:r>
+        <w:t>revertirse</w:t>
+      </w:r>
+      <w:proofErr w:type="spellEnd"/>
+      <w:r>
+        <w:t>.</w:t>
+      </w:r>
+    </w:p>
+    <w:p>
+      <w:pPr>
+        <w:pStyle w:val="Listaconvietas"/>
+        <w:spacing w:after="30" w:line="240" w:lineRule="auto"/>
+        <w:rPr>
+          <w:lang w:val="es-AR"/>
+        </w:rPr>
+      </w:pPr>
+      <w:r>
+        <w:rPr>
+          <w:lang w:val="es-AR"/>
+        </w:rPr>
+        <w:t xml:space="preserve">Los tokens de recuperación se almacenan únicamente mediante su hash. Un token es válido cuando </w:t>
+      </w:r>
+      <w:proofErr w:type="spellStart"/>
+      <w:r>
+        <w:rPr>
+          <w:lang w:val="es-AR"/>
+        </w:rPr>
+        <w:t>usado_en</w:t>
+      </w:r>
+      <w:proofErr w:type="spellEnd"/>
+      <w:r>
+        <w:rPr>
+          <w:lang w:val="es-AR"/>
+        </w:rPr>
+        <w:t xml:space="preserve"> es NULL y la fecha actual todavía no superó </w:t>
+      </w:r>
+      <w:proofErr w:type="spellStart"/>
+      <w:r>
+        <w:rPr>
+          <w:lang w:val="es-AR"/>
+        </w:rPr>
+        <w:t>expira_en</w:t>
       </w:r>
       <w:proofErr w:type="spellEnd"/>
       <w:r>
@@ -5853,6 +6769,40 @@
         </w:rPr>
         <w:t>.</w:t>
       </w:r>
+      <w:r>
+        <w:rPr>
+          <w:lang w:val="es-AR"/>
+        </w:rPr>
+        <w:t xml:space="preserve"> </w:t>
+      </w:r>
+      <w:proofErr w:type="spellStart"/>
+      <w:r>
+        <w:rPr>
+          <w:lang w:val="es-AR"/>
+        </w:rPr>
+        <w:t>TokenRecuperacionContrasena</w:t>
+      </w:r>
+      <w:proofErr w:type="spellEnd"/>
+      <w:r>
+        <w:rPr>
+          <w:lang w:val="es-AR"/>
+        </w:rPr>
+        <w:t xml:space="preserve"> conserva los datos necesarios para validar los enlaces de recuperación. </w:t>
+      </w:r>
+      <w:proofErr w:type="spellStart"/>
+      <w:r>
+        <w:rPr>
+          <w:lang w:val="es-AR"/>
+        </w:rPr>
+        <w:t>Nodemailer</w:t>
+      </w:r>
+      <w:proofErr w:type="spellEnd"/>
+      <w:r>
+        <w:rPr>
+          <w:lang w:val="es-AR"/>
+        </w:rPr>
+        <w:t xml:space="preserve"> y el servidor SMTP no forman parte del modelo de datos, porque actúan únicamente como mecanismos de entrega del correo.</w:t>
+      </w:r>
     </w:p>
     <w:p>
       <w:pPr>
@@ -5885,8 +6835,8 @@
       </w:tblPr>
       <w:tblGrid>
         <w:gridCol w:w="1646"/>
-        <w:gridCol w:w="4818"/>
-        <w:gridCol w:w="4236"/>
+        <w:gridCol w:w="4822"/>
+        <w:gridCol w:w="4232"/>
       </w:tblGrid>
       <w:tr>
         <w:trPr>
@@ -5909,6 +6859,7 @@
             <w:pPr>
               <w:spacing w:after="0"/>
             </w:pPr>
+            <w:proofErr w:type="spellStart"/>
             <w:r>
               <w:rPr>
                 <w:b/>
@@ -5917,6 +6868,7 @@
               </w:rPr>
               <w:t>Requerimientos</w:t>
             </w:r>
+            <w:proofErr w:type="spellEnd"/>
           </w:p>
         </w:tc>
         <w:tc>
@@ -5935,6 +6887,7 @@
             <w:pPr>
               <w:spacing w:after="0"/>
             </w:pPr>
+            <w:proofErr w:type="spellStart"/>
             <w:r>
               <w:rPr>
                 <w:b/>
@@ -5943,6 +6896,7 @@
               </w:rPr>
               <w:t>Entidades</w:t>
             </w:r>
+            <w:proofErr w:type="spellEnd"/>
           </w:p>
         </w:tc>
         <w:tc>
@@ -5961,6 +6915,7 @@
             <w:pPr>
               <w:spacing w:after="0"/>
             </w:pPr>
+            <w:proofErr w:type="spellStart"/>
             <w:r>
               <w:rPr>
                 <w:b/>
@@ -5969,6 +6924,7 @@
               </w:rPr>
               <w:t>Cobertura</w:t>
             </w:r>
+            <w:proofErr w:type="spellEnd"/>
           </w:p>
         </w:tc>
       </w:tr>
@@ -6015,12 +6971,56 @@
             <w:pPr>
               <w:spacing w:after="0"/>
             </w:pPr>
+            <w:proofErr w:type="spellStart"/>
             <w:r>
               <w:rPr>
                 <w:sz w:val="15"/>
               </w:rPr>
-              <w:t>Usuario; PerfilVoluntario; Organizacion</w:t>
-            </w:r>
+              <w:t>Usuario</w:t>
+            </w:r>
+            <w:proofErr w:type="spellEnd"/>
+            <w:r>
+              <w:rPr>
+                <w:sz w:val="15"/>
+              </w:rPr>
+              <w:t xml:space="preserve">; </w:t>
+            </w:r>
+            <w:proofErr w:type="spellStart"/>
+            <w:r>
+              <w:rPr>
+                <w:sz w:val="15"/>
+              </w:rPr>
+              <w:t>PerfilVoluntario</w:t>
+            </w:r>
+            <w:proofErr w:type="spellEnd"/>
+            <w:r>
+              <w:rPr>
+                <w:sz w:val="15"/>
+              </w:rPr>
+              <w:t xml:space="preserve">; </w:t>
+            </w:r>
+            <w:proofErr w:type="spellStart"/>
+            <w:r>
+              <w:rPr>
+                <w:sz w:val="15"/>
+              </w:rPr>
+              <w:t>Organizacion</w:t>
+            </w:r>
+            <w:proofErr w:type="spellEnd"/>
+            <w:r>
+              <w:rPr>
+                <w:sz w:val="15"/>
+              </w:rPr>
+              <w:t xml:space="preserve">; </w:t>
+            </w:r>
+            <w:proofErr w:type="spellStart"/>
+            <w:r>
+              <w:rPr>
+                <w:sz w:val="15"/>
+              </w:rPr>
+              <w:t>TokenRecuperacionContrasena</w:t>
+            </w:r>
+            <w:proofErr w:type="spellEnd"/>
           </w:p>
         </w:tc>
         <w:tc>
@@ -6044,9 +7044,78 @@
             <w:r>
               <w:rPr>
                 <w:sz w:val="15"/>
-                <w:lang w:val="es-AR"/>
-              </w:rPr>
-              <w:t>Registro, roles, CUIT y verificación.</w:t>
+              </w:rPr>
+              <w:t xml:space="preserve">Registro, </w:t>
+            </w:r>
+            <w:proofErr w:type="spellStart"/>
+            <w:r>
+              <w:rPr>
+                <w:sz w:val="15"/>
+              </w:rPr>
+              <w:t>autenticación</w:t>
+            </w:r>
+            <w:proofErr w:type="spellEnd"/>
+            <w:r>
+              <w:rPr>
+                <w:sz w:val="15"/>
+              </w:rPr>
+              <w:t xml:space="preserve">, roles, </w:t>
+            </w:r>
+            <w:proofErr w:type="spellStart"/>
+            <w:r>
+              <w:rPr>
+                <w:sz w:val="15"/>
+              </w:rPr>
+              <w:t>perfiles</w:t>
+            </w:r>
+            <w:proofErr w:type="spellEnd"/>
+            <w:r>
+              <w:rPr>
+                <w:sz w:val="15"/>
+              </w:rPr>
+              <w:t xml:space="preserve">, CUIT, </w:t>
+            </w:r>
+            <w:proofErr w:type="spellStart"/>
+            <w:r>
+              <w:rPr>
+                <w:sz w:val="15"/>
+              </w:rPr>
+              <w:t>verificación</w:t>
+            </w:r>
+            <w:proofErr w:type="spellEnd"/>
+            <w:r>
+              <w:rPr>
+                <w:sz w:val="15"/>
+              </w:rPr>
+              <w:t xml:space="preserve"> y </w:t>
+            </w:r>
+            <w:proofErr w:type="spellStart"/>
+            <w:r>
+              <w:rPr>
+                <w:sz w:val="15"/>
+              </w:rPr>
+              <w:t>recuperación</w:t>
+            </w:r>
+            <w:proofErr w:type="spellEnd"/>
+            <w:r>
+              <w:rPr>
+                <w:sz w:val="15"/>
+              </w:rPr>
+              <w:t xml:space="preserve"> de </w:t>
+            </w:r>
+            <w:proofErr w:type="spellStart"/>
+            <w:r>
+              <w:rPr>
+                <w:sz w:val="15"/>
+              </w:rPr>
+              <w:t>contraseña</w:t>
+            </w:r>
+            <w:proofErr w:type="spellEnd"/>
+            <w:r>
+              <w:rPr>
+                <w:sz w:val="15"/>
+              </w:rPr>
+              <w:t>.</w:t>
             </w:r>
           </w:p>
         </w:tc>
@@ -6096,12 +7165,42 @@
             <w:pPr>
               <w:spacing w:after="0"/>
             </w:pPr>
+            <w:proofErr w:type="spellStart"/>
             <w:r>
               <w:rPr>
                 <w:sz w:val="15"/>
               </w:rPr>
-              <w:t>Oportunidad; Ubicacion; TipoActividad</w:t>
-            </w:r>
+              <w:t>Oportunidad</w:t>
+            </w:r>
+            <w:proofErr w:type="spellEnd"/>
+            <w:r>
+              <w:rPr>
+                <w:sz w:val="15"/>
+              </w:rPr>
+              <w:t xml:space="preserve">; </w:t>
+            </w:r>
+            <w:proofErr w:type="spellStart"/>
+            <w:r>
+              <w:rPr>
+                <w:sz w:val="15"/>
+              </w:rPr>
+              <w:t>Ubicacion</w:t>
+            </w:r>
+            <w:proofErr w:type="spellEnd"/>
+            <w:r>
+              <w:rPr>
+                <w:sz w:val="15"/>
+              </w:rPr>
+              <w:t xml:space="preserve">; </w:t>
+            </w:r>
+            <w:proofErr w:type="spellStart"/>
+            <w:r>
+              <w:rPr>
+                <w:sz w:val="15"/>
+              </w:rPr>
+              <w:t>TipoActividad</w:t>
+            </w:r>
+            <w:proofErr w:type="spellEnd"/>
           </w:p>
         </w:tc>
         <w:tc>
@@ -6176,12 +7275,14 @@
             <w:pPr>
               <w:spacing w:after="0"/>
             </w:pPr>
+            <w:proofErr w:type="spellStart"/>
             <w:r>
               <w:rPr>
                 <w:sz w:val="15"/>
               </w:rPr>
               <w:t>Inscripcion</w:t>
             </w:r>
+            <w:proofErr w:type="spellEnd"/>
           </w:p>
         </w:tc>
         <w:tc>
@@ -6257,12 +7358,56 @@
             <w:pPr>
               <w:spacing w:after="0"/>
             </w:pPr>
+            <w:proofErr w:type="spellStart"/>
             <w:r>
               <w:rPr>
                 <w:sz w:val="15"/>
               </w:rPr>
-              <w:t>VoluntarioInteres; TipoActividad; Ubicacion; Inscripcion</w:t>
-            </w:r>
+              <w:t>VoluntarioInteres</w:t>
+            </w:r>
+            <w:proofErr w:type="spellEnd"/>
+            <w:r>
+              <w:rPr>
+                <w:sz w:val="15"/>
+              </w:rPr>
+              <w:t xml:space="preserve">; </w:t>
+            </w:r>
+            <w:proofErr w:type="spellStart"/>
+            <w:r>
+              <w:rPr>
+                <w:sz w:val="15"/>
+              </w:rPr>
+              <w:t>TipoActividad</w:t>
+            </w:r>
+            <w:proofErr w:type="spellEnd"/>
+            <w:r>
+              <w:rPr>
+                <w:sz w:val="15"/>
+              </w:rPr>
+              <w:t xml:space="preserve">; </w:t>
+            </w:r>
+            <w:proofErr w:type="spellStart"/>
+            <w:r>
+              <w:rPr>
+                <w:sz w:val="15"/>
+              </w:rPr>
+              <w:t>Ubicacion</w:t>
+            </w:r>
+            <w:proofErr w:type="spellEnd"/>
+            <w:r>
+              <w:rPr>
+                <w:sz w:val="15"/>
+              </w:rPr>
+              <w:t xml:space="preserve">; </w:t>
+            </w:r>
+            <w:proofErr w:type="spellStart"/>
+            <w:r>
+              <w:rPr>
+                <w:sz w:val="15"/>
+              </w:rPr>
+              <w:t>Inscripcion</w:t>
+            </w:r>
+            <w:proofErr w:type="spellEnd"/>
           </w:p>
         </w:tc>
         <w:tc>
@@ -6337,12 +7482,28 @@
             <w:pPr>
               <w:spacing w:after="0"/>
             </w:pPr>
+            <w:proofErr w:type="spellStart"/>
             <w:r>
               <w:rPr>
                 <w:sz w:val="15"/>
               </w:rPr>
-              <w:t>Calificacion; Inscripcion</w:t>
-            </w:r>
+              <w:t>Calificacion</w:t>
+            </w:r>
+            <w:proofErr w:type="spellEnd"/>
+            <w:r>
+              <w:rPr>
+                <w:sz w:val="15"/>
+              </w:rPr>
+              <w:t xml:space="preserve">; </w:t>
+            </w:r>
+            <w:proofErr w:type="spellStart"/>
+            <w:r>
+              <w:rPr>
+                <w:sz w:val="15"/>
+              </w:rPr>
+              <w:t>Inscripcion</w:t>
+            </w:r>
+            <w:proofErr w:type="spellEnd"/>
           </w:p>
         </w:tc>
         <w:tc>
@@ -6418,12 +7579,28 @@
             <w:pPr>
               <w:spacing w:after="0"/>
             </w:pPr>
+            <w:proofErr w:type="spellStart"/>
             <w:r>
               <w:rPr>
                 <w:sz w:val="15"/>
               </w:rPr>
-              <w:t>Notificacion; TokenDispositivo</w:t>
-            </w:r>
+              <w:t>Notificacion</w:t>
+            </w:r>
+            <w:proofErr w:type="spellEnd"/>
+            <w:r>
+              <w:rPr>
+                <w:sz w:val="15"/>
+              </w:rPr>
+              <w:t xml:space="preserve">; </w:t>
+            </w:r>
+            <w:proofErr w:type="spellStart"/>
+            <w:r>
+              <w:rPr>
+                <w:sz w:val="15"/>
+              </w:rPr>
+              <w:t>TokenDispositivo</w:t>
+            </w:r>
+            <w:proofErr w:type="spellEnd"/>
           </w:p>
         </w:tc>
         <w:tc>
@@ -6575,6 +7752,7 @@
                 <w:b/>
                 <w:sz w:val="15"/>
               </w:rPr>
+              <w:lastRenderedPageBreak/>
               <w:t>RF-13 a RF-15</w:t>
             </w:r>
           </w:p>
@@ -6748,7 +7926,7 @@
 </file>
 
 <file path=word/endnotes.xml><?xml version="1.0" encoding="utf-8"?>
-<w:endnotes xmlns:wpc="http://schemas.microsoft.com/office/word/2010/wordprocessingCanvas" xmlns:cx="http://schemas.microsoft.com/office/drawing/2014/chartex" xmlns:mc="http://schemas.openxmlformats.org/markup-compatibility/2006" xmlns:o="urn:schemas-microsoft-com:office:office" xmlns:r="http://schemas.openxmlformats.org/officeDocument/2006/relationships" xmlns:m="http://schemas.openxmlformats.org/officeDocument/2006/math" xmlns:v="urn:schemas-microsoft-com:vml" xmlns:wp14="http://schemas.microsoft.com/office/word/2010/wordprocessingDrawing" xmlns:wp="http://schemas.openxmlformats.org/drawingml/2006/wordprocessingDrawing" xmlns:w10="urn:schemas-microsoft-com:office:word" xmlns:w="http://schemas.openxmlformats.org/wordprocessingml/2006/main" xmlns:w14="http://schemas.microsoft.com/office/word/2010/wordml" xmlns:w15="http://schemas.microsoft.com/office/word/2012/wordml" xmlns:w16se="http://schemas.microsoft.com/office/word/2015/wordml/symex" xmlns:wpg="http://schemas.microsoft.com/office/word/2010/wordprocessingGroup" xmlns:wpi="http://schemas.microsoft.com/office/word/2010/wordprocessingInk" xmlns:wne="http://schemas.microsoft.com/office/word/2006/wordml" xmlns:wps="http://schemas.microsoft.com/office/word/2010/wordprocessingShape" mc:Ignorable="w14 w15 w16se wp14">
+<w:endnotes xmlns:wpc="http://schemas.microsoft.com/office/word/2010/wordprocessingCanvas" xmlns:cx="http://schemas.microsoft.com/office/drawing/2014/chartex" xmlns:cx1="http://schemas.microsoft.com/office/drawing/2015/9/8/chartex" xmlns:cx2="http://schemas.microsoft.com/office/drawing/2015/10/21/chartex" xmlns:cx3="http://schemas.microsoft.com/office/drawing/2016/5/9/chartex" xmlns:cx4="http://schemas.microsoft.com/office/drawing/2016/5/10/chartex" xmlns:cx5="http://schemas.microsoft.com/office/drawing/2016/5/11/chartex" xmlns:cx6="http://schemas.microsoft.com/office/drawing/2016/5/12/chartex" xmlns:cx7="http://schemas.microsoft.com/office/drawing/2016/5/13/chartex" xmlns:cx8="http://schemas.microsoft.com/office/drawing/2016/5/14/chartex" xmlns:mc="http://schemas.openxmlformats.org/markup-compatibility/2006" xmlns:aink="http://schemas.microsoft.com/office/drawing/2016/ink" xmlns:am3d="http://schemas.microsoft.com/office/drawing/2017/model3d" xmlns:o="urn:schemas-microsoft-com:office:office" xmlns:oel="http://schemas.microsoft.com/office/2019/extlst" xmlns:r="http://schemas.openxmlformats.org/officeDocument/2006/relationships" xmlns:m="http://schemas.openxmlformats.org/officeDocument/2006/math" xmlns:v="urn:schemas-microsoft-com:vml" xmlns:wp14="http://schemas.microsoft.com/office/word/2010/wordprocessingDrawing" xmlns:wp="http://schemas.openxmlformats.org/drawingml/2006/wordprocessingDrawing" xmlns:w10="urn:schemas-microsoft-com:office:word" xmlns:w="http://schemas.openxmlformats.org/wordprocessingml/2006/main" xmlns:w14="http://schemas.microsoft.com/office/word/2010/wordml" xmlns:w15="http://schemas.microsoft.com/office/word/2012/wordml" xmlns:w16cex="http://schemas.microsoft.com/office/word/2018/wordml/cex" xmlns:w16cid="http://schemas.microsoft.com/office/word/2016/wordml/cid" xmlns:w16="http://schemas.microsoft.com/office/word/2018/wordml" xmlns:w16du="http://schemas.microsoft.com/office/word/2023/wordml/word16du" xmlns:w16sdtdh="http://schemas.microsoft.com/office/word/2020/wordml/sdtdatahash" xmlns:w16sdtfl="http://schemas.microsoft.com/office/word/2024/wordml/sdtformatlock" xmlns:w16se="http://schemas.microsoft.com/office/word/2015/wordml/symex" xmlns:wpg="http://schemas.microsoft.com/office/word/2010/wordprocessingGroup" xmlns:wpi="http://schemas.microsoft.com/office/word/2010/wordprocessingInk" xmlns:wne="http://schemas.microsoft.com/office/word/2006/wordml" xmlns:wps="http://schemas.microsoft.com/office/word/2010/wordprocessingShape" mc:Ignorable="w14 w15 w16se w16cid w16 w16cex w16sdtdh w16sdtfl w16du wp14">
   <w:endnote w:type="separator" w:id="-1">
     <w:p>
       <w:pPr>
@@ -6773,25 +7951,75 @@
 </file>
 
 <file path=word/footer1.xml><?xml version="1.0" encoding="utf-8"?>
-<w:ftr xmlns:wpc="http://schemas.microsoft.com/office/word/2010/wordprocessingCanvas" xmlns:cx="http://schemas.microsoft.com/office/drawing/2014/chartex" xmlns:mc="http://schemas.openxmlformats.org/markup-compatibility/2006" xmlns:o="urn:schemas-microsoft-com:office:office" xmlns:r="http://schemas.openxmlformats.org/officeDocument/2006/relationships" xmlns:m="http://schemas.openxmlformats.org/officeDocument/2006/math" xmlns:v="urn:schemas-microsoft-com:vml" xmlns:wp14="http://schemas.microsoft.com/office/word/2010/wordprocessingDrawing" xmlns:wp="http://schemas.openxmlformats.org/drawingml/2006/wordprocessingDrawing" xmlns:w10="urn:schemas-microsoft-com:office:word" xmlns:w="http://schemas.openxmlformats.org/wordprocessingml/2006/main" xmlns:w14="http://schemas.microsoft.com/office/word/2010/wordml" xmlns:w15="http://schemas.microsoft.com/office/word/2012/wordml" xmlns:w16se="http://schemas.microsoft.com/office/word/2015/wordml/symex" xmlns:wpg="http://schemas.microsoft.com/office/word/2010/wordprocessingGroup" xmlns:wpi="http://schemas.microsoft.com/office/word/2010/wordprocessingInk" xmlns:wne="http://schemas.microsoft.com/office/word/2006/wordml" xmlns:wps="http://schemas.microsoft.com/office/word/2010/wordprocessingShape" mc:Ignorable="w14 w15 w16se wp14">
+<w:ftr xmlns:wpc="http://schemas.microsoft.com/office/word/2010/wordprocessingCanvas" xmlns:cx="http://schemas.microsoft.com/office/drawing/2014/chartex" xmlns:cx1="http://schemas.microsoft.com/office/drawing/2015/9/8/chartex" xmlns:cx2="http://schemas.microsoft.com/office/drawing/2015/10/21/chartex" xmlns:cx3="http://schemas.microsoft.com/office/drawing/2016/5/9/chartex" xmlns:cx4="http://schemas.microsoft.com/office/drawing/2016/5/10/chartex" xmlns:cx5="http://schemas.microsoft.com/office/drawing/2016/5/11/chartex" xmlns:cx6="http://schemas.microsoft.com/office/drawing/2016/5/12/chartex" xmlns:cx7="http://schemas.microsoft.com/office/drawing/2016/5/13/chartex" xmlns:cx8="http://schemas.microsoft.com/office/drawing/2016/5/14/chartex" xmlns:mc="http://schemas.openxmlformats.org/markup-compatibility/2006" xmlns:aink="http://schemas.microsoft.com/office/drawing/2016/ink" xmlns:am3d="http://schemas.microsoft.com/office/drawing/2017/model3d" xmlns:o="urn:schemas-microsoft-com:office:office" xmlns:oel="http://schemas.microsoft.com/office/2019/extlst" xmlns:r="http://schemas.openxmlformats.org/officeDocument/2006/relationships" xmlns:m="http://schemas.openxmlformats.org/officeDocument/2006/math" xmlns:v="urn:schemas-microsoft-com:vml" xmlns:wp14="http://schemas.microsoft.com/office/word/2010/wordprocessingDrawing" xmlns:wp="http://schemas.openxmlformats.org/drawingml/2006/wordprocessingDrawing" xmlns:w10="urn:schemas-microsoft-com:office:word" xmlns:w="http://schemas.openxmlformats.org/wordprocessingml/2006/main" xmlns:w14="http://schemas.microsoft.com/office/word/2010/wordml" xmlns:w15="http://schemas.microsoft.com/office/word/2012/wordml" xmlns:w16cex="http://schemas.microsoft.com/office/word/2018/wordml/cex" xmlns:w16cid="http://schemas.microsoft.com/office/word/2016/wordml/cid" xmlns:w16="http://schemas.microsoft.com/office/word/2018/wordml" xmlns:w16du="http://schemas.microsoft.com/office/word/2023/wordml/word16du" xmlns:w16sdtdh="http://schemas.microsoft.com/office/word/2020/wordml/sdtdatahash" xmlns:w16sdtfl="http://schemas.microsoft.com/office/word/2024/wordml/sdtformatlock" xmlns:w16se="http://schemas.microsoft.com/office/word/2015/wordml/symex" xmlns:wpg="http://schemas.microsoft.com/office/word/2010/wordprocessingGroup" xmlns:wpi="http://schemas.microsoft.com/office/word/2010/wordprocessingInk" xmlns:wne="http://schemas.microsoft.com/office/word/2006/wordml" xmlns:wps="http://schemas.microsoft.com/office/word/2010/wordprocessingShape" mc:Ignorable="w14 w15 w16se w16cid w16 w16cex w16sdtdh w16sdtfl w16du wp14">
   <w:p>
     <w:pPr>
       <w:pStyle w:val="Piedepgina"/>
       <w:jc w:val="center"/>
     </w:pPr>
+    <w:proofErr w:type="spellStart"/>
     <w:r>
       <w:rPr>
         <w:color w:val="7F7F7F"/>
         <w:sz w:val="16"/>
       </w:rPr>
-      <w:t>Aplicación móvil de voluntariado geolocalizado</w:t>
+      <w:t>Aplicación</w:t>
     </w:r>
+    <w:proofErr w:type="spellEnd"/>
+    <w:r>
+      <w:rPr>
+        <w:color w:val="7F7F7F"/>
+        <w:sz w:val="16"/>
+      </w:rPr>
+      <w:t xml:space="preserve"> </w:t>
+    </w:r>
+    <w:proofErr w:type="spellStart"/>
+    <w:r>
+      <w:rPr>
+        <w:color w:val="7F7F7F"/>
+        <w:sz w:val="16"/>
+      </w:rPr>
+      <w:t>móvil</w:t>
+    </w:r>
+    <w:proofErr w:type="spellEnd"/>
+    <w:r>
+      <w:rPr>
+        <w:color w:val="7F7F7F"/>
+        <w:sz w:val="16"/>
+      </w:rPr>
+      <w:t xml:space="preserve"> de </w:t>
+    </w:r>
+    <w:proofErr w:type="spellStart"/>
+    <w:r>
+      <w:rPr>
+        <w:color w:val="7F7F7F"/>
+        <w:sz w:val="16"/>
+      </w:rPr>
+      <w:t>voluntariado</w:t>
+    </w:r>
+    <w:proofErr w:type="spellEnd"/>
+    <w:r>
+      <w:rPr>
+        <w:color w:val="7F7F7F"/>
+        <w:sz w:val="16"/>
+      </w:rPr>
+      <w:t xml:space="preserve"> </w:t>
+    </w:r>
+    <w:proofErr w:type="spellStart"/>
+    <w:r>
+      <w:rPr>
+        <w:color w:val="7F7F7F"/>
+        <w:sz w:val="16"/>
+      </w:rPr>
+      <w:t>geolocalizado</w:t>
+    </w:r>
+    <w:proofErr w:type="spellEnd"/>
   </w:p>
 </w:ftr>
 </file>
 
 <file path=word/footnotes.xml><?xml version="1.0" encoding="utf-8"?>
-<w:footnotes xmlns:wpc="http://schemas.microsoft.com/office/word/2010/wordprocessingCanvas" xmlns:cx="http://schemas.microsoft.com/office/drawing/2014/chartex" xmlns:mc="http://schemas.openxmlformats.org/markup-compatibility/2006" xmlns:o="urn:schemas-microsoft-com:office:office" xmlns:r="http://schemas.openxmlformats.org/officeDocument/2006/relationships" xmlns:m="http://schemas.openxmlformats.org/officeDocument/2006/math" xmlns:v="urn:schemas-microsoft-com:vml" xmlns:wp14="http://schemas.microsoft.com/office/word/2010/wordprocessingDrawing" xmlns:wp="http://schemas.openxmlformats.org/drawingml/2006/wordprocessingDrawing" xmlns:w10="urn:schemas-microsoft-com:office:word" xmlns:w="http://schemas.openxmlformats.org/wordprocessingml/2006/main" xmlns:w14="http://schemas.microsoft.com/office/word/2010/wordml" xmlns:w15="http://schemas.microsoft.com/office/word/2012/wordml" xmlns:w16se="http://schemas.microsoft.com/office/word/2015/wordml/symex" xmlns:wpg="http://schemas.microsoft.com/office/word/2010/wordprocessingGroup" xmlns:wpi="http://schemas.microsoft.com/office/word/2010/wordprocessingInk" xmlns:wne="http://schemas.microsoft.com/office/word/2006/wordml" xmlns:wps="http://schemas.microsoft.com/office/word/2010/wordprocessingShape" mc:Ignorable="w14 w15 w16se wp14">
+<w:footnotes xmlns:wpc="http://schemas.microsoft.com/office/word/2010/wordprocessingCanvas" xmlns:cx="http://schemas.microsoft.com/office/drawing/2014/chartex" xmlns:cx1="http://schemas.microsoft.com/office/drawing/2015/9/8/chartex" xmlns:cx2="http://schemas.microsoft.com/office/drawing/2015/10/21/chartex" xmlns:cx3="http://schemas.microsoft.com/office/drawing/2016/5/9/chartex" xmlns:cx4="http://schemas.microsoft.com/office/drawing/2016/5/10/chartex" xmlns:cx5="http://schemas.microsoft.com/office/drawing/2016/5/11/chartex" xmlns:cx6="http://schemas.microsoft.com/office/drawing/2016/5/12/chartex" xmlns:cx7="http://schemas.microsoft.com/office/drawing/2016/5/13/chartex" xmlns:cx8="http://schemas.microsoft.com/office/drawing/2016/5/14/chartex" xmlns:mc="http://schemas.openxmlformats.org/markup-compatibility/2006" xmlns:aink="http://schemas.microsoft.com/office/drawing/2016/ink" xmlns:am3d="http://schemas.microsoft.com/office/drawing/2017/model3d" xmlns:o="urn:schemas-microsoft-com:office:office" xmlns:oel="http://schemas.microsoft.com/office/2019/extlst" xmlns:r="http://schemas.openxmlformats.org/officeDocument/2006/relationships" xmlns:m="http://schemas.openxmlformats.org/officeDocument/2006/math" xmlns:v="urn:schemas-microsoft-com:vml" xmlns:wp14="http://schemas.microsoft.com/office/word/2010/wordprocessingDrawing" xmlns:wp="http://schemas.openxmlformats.org/drawingml/2006/wordprocessingDrawing" xmlns:w10="urn:schemas-microsoft-com:office:word" xmlns:w="http://schemas.openxmlformats.org/wordprocessingml/2006/main" xmlns:w14="http://schemas.microsoft.com/office/word/2010/wordml" xmlns:w15="http://schemas.microsoft.com/office/word/2012/wordml" xmlns:w16cex="http://schemas.microsoft.com/office/word/2018/wordml/cex" xmlns:w16cid="http://schemas.microsoft.com/office/word/2016/wordml/cid" xmlns:w16="http://schemas.microsoft.com/office/word/2018/wordml" xmlns:w16du="http://schemas.microsoft.com/office/word/2023/wordml/word16du" xmlns:w16sdtdh="http://schemas.microsoft.com/office/word/2020/wordml/sdtdatahash" xmlns:w16sdtfl="http://schemas.microsoft.com/office/word/2024/wordml/sdtformatlock" xmlns:w16se="http://schemas.microsoft.com/office/word/2015/wordml/symex" xmlns:wpg="http://schemas.microsoft.com/office/word/2010/wordprocessingGroup" xmlns:wpi="http://schemas.microsoft.com/office/word/2010/wordprocessingInk" xmlns:wne="http://schemas.microsoft.com/office/word/2006/wordml" xmlns:wps="http://schemas.microsoft.com/office/word/2010/wordprocessingShape" mc:Ignorable="w14 w15 w16se w16cid w16 w16cex w16sdtdh w16sdtfl w16du wp14">
   <w:footnote w:type="separator" w:id="-1">
     <w:p>
       <w:pPr>
@@ -6816,7 +8044,7 @@
 </file>
 
 <file path=word/header1.xml><?xml version="1.0" encoding="utf-8"?>
-<w:hdr xmlns:wpc="http://schemas.microsoft.com/office/word/2010/wordprocessingCanvas" xmlns:cx="http://schemas.microsoft.com/office/drawing/2014/chartex" xmlns:mc="http://schemas.openxmlformats.org/markup-compatibility/2006" xmlns:o="urn:schemas-microsoft-com:office:office" xmlns:r="http://schemas.openxmlformats.org/officeDocument/2006/relationships" xmlns:m="http://schemas.openxmlformats.org/officeDocument/2006/math" xmlns:v="urn:schemas-microsoft-com:vml" xmlns:wp14="http://schemas.microsoft.com/office/word/2010/wordprocessingDrawing" xmlns:wp="http://schemas.openxmlformats.org/drawingml/2006/wordprocessingDrawing" xmlns:w10="urn:schemas-microsoft-com:office:word" xmlns:w="http://schemas.openxmlformats.org/wordprocessingml/2006/main" xmlns:w14="http://schemas.microsoft.com/office/word/2010/wordml" xmlns:w15="http://schemas.microsoft.com/office/word/2012/wordml" xmlns:w16se="http://schemas.microsoft.com/office/word/2015/wordml/symex" xmlns:wpg="http://schemas.microsoft.com/office/word/2010/wordprocessingGroup" xmlns:wpi="http://schemas.microsoft.com/office/word/2010/wordprocessingInk" xmlns:wne="http://schemas.microsoft.com/office/word/2006/wordml" xmlns:wps="http://schemas.microsoft.com/office/word/2010/wordprocessingShape" mc:Ignorable="w14 w15 w16se wp14">
+<w:hdr xmlns:wpc="http://schemas.microsoft.com/office/word/2010/wordprocessingCanvas" xmlns:cx="http://schemas.microsoft.com/office/drawing/2014/chartex" xmlns:cx1="http://schemas.microsoft.com/office/drawing/2015/9/8/chartex" xmlns:cx2="http://schemas.microsoft.com/office/drawing/2015/10/21/chartex" xmlns:cx3="http://schemas.microsoft.com/office/drawing/2016/5/9/chartex" xmlns:cx4="http://schemas.microsoft.com/office/drawing/2016/5/10/chartex" xmlns:cx5="http://schemas.microsoft.com/office/drawing/2016/5/11/chartex" xmlns:cx6="http://schemas.microsoft.com/office/drawing/2016/5/12/chartex" xmlns:cx7="http://schemas.microsoft.com/office/drawing/2016/5/13/chartex" xmlns:cx8="http://schemas.microsoft.com/office/drawing/2016/5/14/chartex" xmlns:mc="http://schemas.openxmlformats.org/markup-compatibility/2006" xmlns:aink="http://schemas.microsoft.com/office/drawing/2016/ink" xmlns:am3d="http://schemas.microsoft.com/office/drawing/2017/model3d" xmlns:o="urn:schemas-microsoft-com:office:office" xmlns:oel="http://schemas.microsoft.com/office/2019/extlst" xmlns:r="http://schemas.openxmlformats.org/officeDocument/2006/relationships" xmlns:m="http://schemas.openxmlformats.org/officeDocument/2006/math" xmlns:v="urn:schemas-microsoft-com:vml" xmlns:wp14="http://schemas.microsoft.com/office/word/2010/wordprocessingDrawing" xmlns:wp="http://schemas.openxmlformats.org/drawingml/2006/wordprocessingDrawing" xmlns:w10="urn:schemas-microsoft-com:office:word" xmlns:w="http://schemas.openxmlformats.org/wordprocessingml/2006/main" xmlns:w14="http://schemas.microsoft.com/office/word/2010/wordml" xmlns:w15="http://schemas.microsoft.com/office/word/2012/wordml" xmlns:w16cex="http://schemas.microsoft.com/office/word/2018/wordml/cex" xmlns:w16cid="http://schemas.microsoft.com/office/word/2016/wordml/cid" xmlns:w16="http://schemas.microsoft.com/office/word/2018/wordml" xmlns:w16du="http://schemas.microsoft.com/office/word/2023/wordml/word16du" xmlns:w16sdtdh="http://schemas.microsoft.com/office/word/2020/wordml/sdtdatahash" xmlns:w16sdtfl="http://schemas.microsoft.com/office/word/2024/wordml/sdtformatlock" xmlns:w16se="http://schemas.microsoft.com/office/word/2015/wordml/symex" xmlns:wpg="http://schemas.microsoft.com/office/word/2010/wordprocessingGroup" xmlns:wpi="http://schemas.microsoft.com/office/word/2010/wordprocessingInk" xmlns:wne="http://schemas.microsoft.com/office/word/2006/wordml" xmlns:wps="http://schemas.microsoft.com/office/word/2010/wordprocessingShape" mc:Ignorable="w14 w15 w16se w16cid w16 w16cex w16sdtdh w16sdtfl w16du wp14">
   <w:p>
     <w:pPr>
       <w:pStyle w:val="Encabezado"/>
@@ -6838,7 +8066,7 @@
 </file>
 
 <file path=word/numbering.xml><?xml version="1.0" encoding="utf-8"?>
-<w:numbering xmlns:wpc="http://schemas.microsoft.com/office/word/2010/wordprocessingCanvas" xmlns:cx="http://schemas.microsoft.com/office/drawing/2014/chartex" xmlns:mc="http://schemas.openxmlformats.org/markup-compatibility/2006" xmlns:o="urn:schemas-microsoft-com:office:office" xmlns:r="http://schemas.openxmlformats.org/officeDocument/2006/relationships" xmlns:m="http://schemas.openxmlformats.org/officeDocument/2006/math" xmlns:v="urn:schemas-microsoft-com:vml" xmlns:wp14="http://schemas.microsoft.com/office/word/2010/wordprocessingDrawing" xmlns:wp="http://schemas.openxmlformats.org/drawingml/2006/wordprocessingDrawing" xmlns:w10="urn:schemas-microsoft-com:office:word" xmlns:w="http://schemas.openxmlformats.org/wordprocessingml/2006/main" xmlns:w14="http://schemas.microsoft.com/office/word/2010/wordml" xmlns:w15="http://schemas.microsoft.com/office/word/2012/wordml" xmlns:w16se="http://schemas.microsoft.com/office/word/2015/wordml/symex" xmlns:wpg="http://schemas.microsoft.com/office/word/2010/wordprocessingGroup" xmlns:wpi="http://schemas.microsoft.com/office/word/2010/wordprocessingInk" xmlns:wne="http://schemas.microsoft.com/office/word/2006/wordml" xmlns:wps="http://schemas.microsoft.com/office/word/2010/wordprocessingShape" mc:Ignorable="w14 w15 w16se wp14">
+<w:numbering xmlns:wpc="http://schemas.microsoft.com/office/word/2010/wordprocessingCanvas" xmlns:cx="http://schemas.microsoft.com/office/drawing/2014/chartex" xmlns:cx1="http://schemas.microsoft.com/office/drawing/2015/9/8/chartex" xmlns:cx2="http://schemas.microsoft.com/office/drawing/2015/10/21/chartex" xmlns:cx3="http://schemas.microsoft.com/office/drawing/2016/5/9/chartex" xmlns:cx4="http://schemas.microsoft.com/office/drawing/2016/5/10/chartex" xmlns:cx5="http://schemas.microsoft.com/office/drawing/2016/5/11/chartex" xmlns:cx6="http://schemas.microsoft.com/office/drawing/2016/5/12/chartex" xmlns:cx7="http://schemas.microsoft.com/office/drawing/2016/5/13/chartex" xmlns:cx8="http://schemas.microsoft.com/office/drawing/2016/5/14/chartex" xmlns:mc="http://schemas.openxmlformats.org/markup-compatibility/2006" xmlns:aink="http://schemas.microsoft.com/office/drawing/2016/ink" xmlns:am3d="http://schemas.microsoft.com/office/drawing/2017/model3d" xmlns:o="urn:schemas-microsoft-com:office:office" xmlns:oel="http://schemas.microsoft.com/office/2019/extlst" xmlns:r="http://schemas.openxmlformats.org/officeDocument/2006/relationships" xmlns:m="http://schemas.openxmlformats.org/officeDocument/2006/math" xmlns:v="urn:schemas-microsoft-com:vml" xmlns:wp14="http://schemas.microsoft.com/office/word/2010/wordprocessingDrawing" xmlns:wp="http://schemas.openxmlformats.org/drawingml/2006/wordprocessingDrawing" xmlns:w10="urn:schemas-microsoft-com:office:word" xmlns:w="http://schemas.openxmlformats.org/wordprocessingml/2006/main" xmlns:w14="http://schemas.microsoft.com/office/word/2010/wordml" xmlns:w15="http://schemas.microsoft.com/office/word/2012/wordml" xmlns:w16cex="http://schemas.microsoft.com/office/word/2018/wordml/cex" xmlns:w16cid="http://schemas.microsoft.com/office/word/2016/wordml/cid" xmlns:w16="http://schemas.microsoft.com/office/word/2018/wordml" xmlns:w16du="http://schemas.microsoft.com/office/word/2023/wordml/word16du" xmlns:w16sdtdh="http://schemas.microsoft.com/office/word/2020/wordml/sdtdatahash" xmlns:w16sdtfl="http://schemas.microsoft.com/office/word/2024/wordml/sdtformatlock" xmlns:w16se="http://schemas.microsoft.com/office/word/2015/wordml/symex" xmlns:wpg="http://schemas.microsoft.com/office/word/2010/wordprocessingGroup" xmlns:wpi="http://schemas.microsoft.com/office/word/2010/wordprocessingInk" xmlns:wne="http://schemas.microsoft.com/office/word/2006/wordml" xmlns:wps="http://schemas.microsoft.com/office/word/2010/wordprocessingShape" mc:Ignorable="w14 w15 w16se w16cid w16 w16cex w16sdtdh w16sdtfl w16du wp14">
   <w:abstractNum w:abstractNumId="0" w15:restartNumberingAfterBreak="0">
     <w:nsid w:val="FFFFFF7C"/>
     <w:multiLevelType w:val="singleLevel"/>
@@ -7010,38 +8238,38 @@
       </w:rPr>
     </w:lvl>
   </w:abstractNum>
-  <w:num w:numId="1">
+  <w:num w:numId="1" w16cid:durableId="1300569248">
     <w:abstractNumId w:val="8"/>
   </w:num>
-  <w:num w:numId="2">
+  <w:num w:numId="2" w16cid:durableId="1248265105">
     <w:abstractNumId w:val="6"/>
   </w:num>
-  <w:num w:numId="3">
+  <w:num w:numId="3" w16cid:durableId="812332318">
     <w:abstractNumId w:val="5"/>
   </w:num>
-  <w:num w:numId="4">
+  <w:num w:numId="4" w16cid:durableId="852492580">
     <w:abstractNumId w:val="4"/>
   </w:num>
-  <w:num w:numId="5">
+  <w:num w:numId="5" w16cid:durableId="1640307069">
     <w:abstractNumId w:val="7"/>
   </w:num>
-  <w:num w:numId="6">
+  <w:num w:numId="6" w16cid:durableId="232786069">
     <w:abstractNumId w:val="3"/>
   </w:num>
-  <w:num w:numId="7">
+  <w:num w:numId="7" w16cid:durableId="3630921">
     <w:abstractNumId w:val="2"/>
   </w:num>
-  <w:num w:numId="8">
+  <w:num w:numId="8" w16cid:durableId="1270236964">
     <w:abstractNumId w:val="1"/>
   </w:num>
-  <w:num w:numId="9">
+  <w:num w:numId="9" w16cid:durableId="202404919">
     <w:abstractNumId w:val="0"/>
   </w:num>
 </w:numbering>
 </file>
 
 <file path=word/styles.xml><?xml version="1.0" encoding="utf-8"?>
-<w:styles xmlns:mc="http://schemas.openxmlformats.org/markup-compatibility/2006" xmlns:r="http://schemas.openxmlformats.org/officeDocument/2006/relationships" xmlns:w="http://schemas.openxmlformats.org/wordprocessingml/2006/main" xmlns:w14="http://schemas.microsoft.com/office/word/2010/wordml" xmlns:w15="http://schemas.microsoft.com/office/word/2012/wordml" xmlns:w16se="http://schemas.microsoft.com/office/word/2015/wordml/symex" mc:Ignorable="w14 w15 w16se">
+<w:styles xmlns:mc="http://schemas.openxmlformats.org/markup-compatibility/2006" xmlns:r="http://schemas.openxmlformats.org/officeDocument/2006/relationships" xmlns:w="http://schemas.openxmlformats.org/wordprocessingml/2006/main" xmlns:w14="http://schemas.microsoft.com/office/word/2010/wordml" xmlns:w15="http://schemas.microsoft.com/office/word/2012/wordml" xmlns:w16cex="http://schemas.microsoft.com/office/word/2018/wordml/cex" xmlns:w16cid="http://schemas.microsoft.com/office/word/2016/wordml/cid" xmlns:w16="http://schemas.microsoft.com/office/word/2018/wordml" xmlns:w16du="http://schemas.microsoft.com/office/word/2023/wordml/word16du" xmlns:w16sdtdh="http://schemas.microsoft.com/office/word/2020/wordml/sdtdatahash" xmlns:w16sdtfl="http://schemas.microsoft.com/office/word/2024/wordml/sdtformatlock" xmlns:w16se="http://schemas.microsoft.com/office/word/2015/wordml/symex" mc:Ignorable="w14 w15 w16se w16cid w16 w16cex w16sdtdh w16sdtfl w16du">
   <w:docDefaults>
     <w:rPrDefault>
       <w:rPr>
@@ -7057,7 +8285,7 @@
       </w:pPr>
     </w:pPrDefault>
   </w:docDefaults>
-  <w:latentStyles w:defLockedState="0" w:defUIPriority="99" w:defSemiHidden="0" w:defUnhideWhenUsed="0" w:defQFormat="0" w:count="371">
+  <w:latentStyles w:defLockedState="0" w:defUIPriority="99" w:defSemiHidden="0" w:defUnhideWhenUsed="0" w:defQFormat="0" w:count="376">
     <w:lsdException w:name="Normal" w:uiPriority="0" w:qFormat="1"/>
     <w:lsdException w:name="heading 1" w:uiPriority="9" w:qFormat="1"/>
     <w:lsdException w:name="heading 2" w:semiHidden="1" w:uiPriority="9" w:unhideWhenUsed="1" w:qFormat="1"/>
@@ -7420,6 +8648,11 @@
     <w:lsdException w:name="List Table 5 Dark Accent 6" w:uiPriority="50"/>
     <w:lsdException w:name="List Table 6 Colorful Accent 6" w:uiPriority="51"/>
     <w:lsdException w:name="List Table 7 Colorful Accent 6" w:uiPriority="52"/>
+    <w:lsdException w:name="Mention" w:semiHidden="1" w:unhideWhenUsed="1"/>
+    <w:lsdException w:name="Smart Hyperlink" w:semiHidden="1" w:unhideWhenUsed="1"/>
+    <w:lsdException w:name="Hashtag" w:semiHidden="1" w:unhideWhenUsed="1"/>
+    <w:lsdException w:name="Unresolved Mention" w:semiHidden="1" w:unhideWhenUsed="1"/>
+    <w:lsdException w:name="Smart Link" w:semiHidden="1" w:unhideWhenUsed="1"/>
   </w:latentStyles>
   <w:style w:type="paragraph" w:default="1" w:styleId="Normal">
     <w:name w:val="Normal"/>
@@ -8228,7 +9461,7 @@
       <w:szCs w:val="18"/>
     </w:rPr>
   </w:style>
-  <w:style w:type="character" w:styleId="Textoennegrita">
+  <w:style w:type="character" w:styleId="Fuerte">
     <w:name w:val="Strong"/>
     <w:basedOn w:val="Fuentedeprrafopredeter"/>
     <w:uiPriority w:val="22"/>
